--- a/projects/components/ecc-ip/bch/docs/Binary_BCH_MAS_v0.1.docx
+++ b/projects/components/ecc-ip/bch/docs/Binary_BCH_MAS_v0.1.docx
@@ -160,7 +160,7 @@
             </w:rPr>
             <w:fldChar w:fldCharType="separate"/>
           </w:r>
-          <w:hyperlink w:anchor="__RefHeading___Toc8095_2925719690">
+          <w:hyperlink w:anchor="__RefHeading___Toc8206_206246894">
             <w:r>
               <w:rPr>
                 <w:webHidden/>
@@ -181,7 +181,7 @@
             </w:tabs>
             <w:rPr/>
           </w:pPr>
-          <w:hyperlink w:anchor="__RefHeading___Toc8097_2925719690">
+          <w:hyperlink w:anchor="__RefHeading___Toc8208_206246894">
             <w:r>
               <w:rPr>
                 <w:webHidden/>
@@ -202,7 +202,7 @@
             </w:tabs>
             <w:rPr/>
           </w:pPr>
-          <w:hyperlink w:anchor="__RefHeading___Toc8099_2925719690">
+          <w:hyperlink w:anchor="__RefHeading___Toc8210_206246894">
             <w:r>
               <w:rPr>
                 <w:webHidden/>
@@ -223,7 +223,7 @@
             </w:tabs>
             <w:rPr/>
           </w:pPr>
-          <w:hyperlink w:anchor="__RefHeading___Toc8101_2925719690">
+          <w:hyperlink w:anchor="__RefHeading___Toc8212_206246894">
             <w:r>
               <w:rPr>
                 <w:webHidden/>
@@ -244,7 +244,7 @@
             </w:tabs>
             <w:rPr/>
           </w:pPr>
-          <w:hyperlink w:anchor="__RefHeading___Toc8103_2925719690">
+          <w:hyperlink w:anchor="__RefHeading___Toc8214_206246894">
             <w:r>
               <w:rPr>
                 <w:webHidden/>
@@ -265,7 +265,7 @@
             </w:tabs>
             <w:rPr/>
           </w:pPr>
-          <w:hyperlink w:anchor="__RefHeading___Toc8105_2925719690">
+          <w:hyperlink w:anchor="__RefHeading___Toc8216_206246894">
             <w:r>
               <w:rPr>
                 <w:webHidden/>
@@ -286,7 +286,7 @@
             </w:tabs>
             <w:rPr/>
           </w:pPr>
-          <w:hyperlink w:anchor="__RefHeading___Toc8107_2925719690">
+          <w:hyperlink w:anchor="__RefHeading___Toc8218_206246894">
             <w:r>
               <w:rPr>
                 <w:webHidden/>
@@ -307,7 +307,7 @@
             </w:tabs>
             <w:rPr/>
           </w:pPr>
-          <w:hyperlink w:anchor="__RefHeading___Toc8109_2925719690">
+          <w:hyperlink w:anchor="__RefHeading___Toc8220_206246894">
             <w:r>
               <w:rPr>
                 <w:webHidden/>
@@ -328,7 +328,7 @@
             </w:tabs>
             <w:rPr/>
           </w:pPr>
-          <w:hyperlink w:anchor="__RefHeading___Toc8111_2925719690">
+          <w:hyperlink w:anchor="__RefHeading___Toc8222_206246894">
             <w:r>
               <w:rPr>
                 <w:webHidden/>
@@ -349,7 +349,7 @@
             </w:tabs>
             <w:rPr/>
           </w:pPr>
-          <w:hyperlink w:anchor="__RefHeading___Toc8113_2925719690">
+          <w:hyperlink w:anchor="__RefHeading___Toc8224_206246894">
             <w:r>
               <w:rPr>
                 <w:webHidden/>
@@ -370,7 +370,7 @@
             </w:tabs>
             <w:rPr/>
           </w:pPr>
-          <w:hyperlink w:anchor="__RefHeading___Toc8115_2925719690">
+          <w:hyperlink w:anchor="__RefHeading___Toc8226_206246894">
             <w:r>
               <w:rPr>
                 <w:webHidden/>
@@ -391,7 +391,7 @@
             </w:tabs>
             <w:rPr/>
           </w:pPr>
-          <w:hyperlink w:anchor="__RefHeading___Toc8117_2925719690">
+          <w:hyperlink w:anchor="__RefHeading___Toc8228_206246894">
             <w:r>
               <w:rPr>
                 <w:webHidden/>
@@ -412,7 +412,7 @@
             </w:tabs>
             <w:rPr/>
           </w:pPr>
-          <w:hyperlink w:anchor="__RefHeading___Toc8119_2925719690">
+          <w:hyperlink w:anchor="__RefHeading___Toc8230_206246894">
             <w:r>
               <w:rPr>
                 <w:webHidden/>
@@ -433,7 +433,7 @@
             </w:tabs>
             <w:rPr/>
           </w:pPr>
-          <w:hyperlink w:anchor="__RefHeading___Toc8121_2925719690">
+          <w:hyperlink w:anchor="__RefHeading___Toc8232_206246894">
             <w:r>
               <w:rPr>
                 <w:webHidden/>
@@ -454,7 +454,7 @@
             </w:tabs>
             <w:rPr/>
           </w:pPr>
-          <w:hyperlink w:anchor="__RefHeading___Toc8123_2925719690">
+          <w:hyperlink w:anchor="__RefHeading___Toc8234_206246894">
             <w:r>
               <w:rPr>
                 <w:webHidden/>
@@ -475,7 +475,7 @@
             </w:tabs>
             <w:rPr/>
           </w:pPr>
-          <w:hyperlink w:anchor="__RefHeading___Toc8125_2925719690">
+          <w:hyperlink w:anchor="__RefHeading___Toc8236_206246894">
             <w:r>
               <w:rPr>
                 <w:webHidden/>
@@ -496,7 +496,7 @@
             </w:tabs>
             <w:rPr/>
           </w:pPr>
-          <w:hyperlink w:anchor="__RefHeading___Toc8127_2925719690">
+          <w:hyperlink w:anchor="__RefHeading___Toc8238_206246894">
             <w:r>
               <w:rPr>
                 <w:webHidden/>
@@ -517,7 +517,7 @@
             </w:tabs>
             <w:rPr/>
           </w:pPr>
-          <w:hyperlink w:anchor="__RefHeading___Toc8129_2925719690">
+          <w:hyperlink w:anchor="__RefHeading___Toc8240_206246894">
             <w:r>
               <w:rPr>
                 <w:webHidden/>
@@ -538,7 +538,7 @@
             </w:tabs>
             <w:rPr/>
           </w:pPr>
-          <w:hyperlink w:anchor="__RefHeading___Toc8131_2925719690">
+          <w:hyperlink w:anchor="__RefHeading___Toc8242_206246894">
             <w:r>
               <w:rPr>
                 <w:webHidden/>
@@ -559,7 +559,7 @@
             </w:tabs>
             <w:rPr/>
           </w:pPr>
-          <w:hyperlink w:anchor="__RefHeading___Toc8133_2925719690">
+          <w:hyperlink w:anchor="__RefHeading___Toc8244_206246894">
             <w:r>
               <w:rPr>
                 <w:webHidden/>
@@ -580,7 +580,7 @@
             </w:tabs>
             <w:rPr/>
           </w:pPr>
-          <w:hyperlink w:anchor="__RefHeading___Toc8135_2925719690">
+          <w:hyperlink w:anchor="__RefHeading___Toc8246_206246894">
             <w:r>
               <w:rPr>
                 <w:webHidden/>
@@ -601,7 +601,7 @@
             </w:tabs>
             <w:rPr/>
           </w:pPr>
-          <w:hyperlink w:anchor="__RefHeading___Toc8137_2925719690">
+          <w:hyperlink w:anchor="__RefHeading___Toc8248_206246894">
             <w:r>
               <w:rPr>
                 <w:webHidden/>
@@ -622,7 +622,7 @@
             </w:tabs>
             <w:rPr/>
           </w:pPr>
-          <w:hyperlink w:anchor="__RefHeading___Toc8139_2925719690">
+          <w:hyperlink w:anchor="__RefHeading___Toc8250_206246894">
             <w:r>
               <w:rPr>
                 <w:webHidden/>
@@ -643,7 +643,7 @@
             </w:tabs>
             <w:rPr/>
           </w:pPr>
-          <w:hyperlink w:anchor="__RefHeading___Toc8141_2925719690">
+          <w:hyperlink w:anchor="__RefHeading___Toc8252_206246894">
             <w:r>
               <w:rPr>
                 <w:webHidden/>
@@ -664,7 +664,7 @@
             </w:tabs>
             <w:rPr/>
           </w:pPr>
-          <w:hyperlink w:anchor="__RefHeading___Toc8143_2925719690">
+          <w:hyperlink w:anchor="__RefHeading___Toc8254_206246894">
             <w:r>
               <w:rPr>
                 <w:webHidden/>
@@ -685,7 +685,7 @@
             </w:tabs>
             <w:rPr/>
           </w:pPr>
-          <w:hyperlink w:anchor="__RefHeading___Toc8145_2925719690">
+          <w:hyperlink w:anchor="__RefHeading___Toc8256_206246894">
             <w:r>
               <w:rPr>
                 <w:webHidden/>
@@ -706,7 +706,7 @@
             </w:tabs>
             <w:rPr/>
           </w:pPr>
-          <w:hyperlink w:anchor="__RefHeading___Toc8147_2925719690">
+          <w:hyperlink w:anchor="__RefHeading___Toc8258_206246894">
             <w:r>
               <w:rPr>
                 <w:webHidden/>
@@ -727,7 +727,7 @@
             </w:tabs>
             <w:rPr/>
           </w:pPr>
-          <w:hyperlink w:anchor="__RefHeading___Toc8149_2925719690">
+          <w:hyperlink w:anchor="__RefHeading___Toc8260_206246894">
             <w:r>
               <w:rPr>
                 <w:webHidden/>
@@ -748,7 +748,7 @@
             </w:tabs>
             <w:rPr/>
           </w:pPr>
-          <w:hyperlink w:anchor="__RefHeading___Toc8151_2925719690">
+          <w:hyperlink w:anchor="__RefHeading___Toc8262_206246894">
             <w:r>
               <w:rPr>
                 <w:webHidden/>
@@ -769,7 +769,7 @@
             </w:tabs>
             <w:rPr/>
           </w:pPr>
-          <w:hyperlink w:anchor="__RefHeading___Toc8153_2925719690">
+          <w:hyperlink w:anchor="__RefHeading___Toc8264_206246894">
             <w:r>
               <w:rPr>
                 <w:webHidden/>
@@ -790,7 +790,7 @@
             </w:tabs>
             <w:rPr/>
           </w:pPr>
-          <w:hyperlink w:anchor="__RefHeading___Toc8155_2925719690">
+          <w:hyperlink w:anchor="__RefHeading___Toc8266_206246894">
             <w:r>
               <w:rPr>
                 <w:webHidden/>
@@ -811,7 +811,7 @@
             </w:tabs>
             <w:rPr/>
           </w:pPr>
-          <w:hyperlink w:anchor="__RefHeading___Toc8157_2925719690">
+          <w:hyperlink w:anchor="__RefHeading___Toc8268_206246894">
             <w:r>
               <w:rPr>
                 <w:webHidden/>
@@ -832,7 +832,7 @@
             </w:tabs>
             <w:rPr/>
           </w:pPr>
-          <w:hyperlink w:anchor="__RefHeading___Toc8159_2925719690">
+          <w:hyperlink w:anchor="__RefHeading___Toc8270_206246894">
             <w:r>
               <w:rPr>
                 <w:webHidden/>
@@ -853,7 +853,7 @@
             </w:tabs>
             <w:rPr/>
           </w:pPr>
-          <w:hyperlink w:anchor="__RefHeading___Toc8161_2925719690">
+          <w:hyperlink w:anchor="__RefHeading___Toc8272_206246894">
             <w:r>
               <w:rPr>
                 <w:webHidden/>
@@ -874,7 +874,7 @@
             </w:tabs>
             <w:rPr/>
           </w:pPr>
-          <w:hyperlink w:anchor="__RefHeading___Toc8163_2925719690">
+          <w:hyperlink w:anchor="__RefHeading___Toc8274_206246894">
             <w:r>
               <w:rPr>
                 <w:webHidden/>
@@ -895,7 +895,7 @@
             </w:tabs>
             <w:rPr/>
           </w:pPr>
-          <w:hyperlink w:anchor="__RefHeading___Toc8165_2925719690">
+          <w:hyperlink w:anchor="__RefHeading___Toc8276_206246894">
             <w:r>
               <w:rPr>
                 <w:webHidden/>
@@ -916,7 +916,7 @@
             </w:tabs>
             <w:rPr/>
           </w:pPr>
-          <w:hyperlink w:anchor="__RefHeading___Toc8167_2925719690">
+          <w:hyperlink w:anchor="__RefHeading___Toc8278_206246894">
             <w:r>
               <w:rPr>
                 <w:webHidden/>
@@ -937,7 +937,7 @@
             </w:tabs>
             <w:rPr/>
           </w:pPr>
-          <w:hyperlink w:anchor="__RefHeading___Toc8169_2925719690">
+          <w:hyperlink w:anchor="__RefHeading___Toc8280_206246894">
             <w:r>
               <w:rPr>
                 <w:webHidden/>
@@ -958,7 +958,7 @@
             </w:tabs>
             <w:rPr/>
           </w:pPr>
-          <w:hyperlink w:anchor="__RefHeading___Toc8171_2925719690">
+          <w:hyperlink w:anchor="__RefHeading___Toc8282_206246894">
             <w:r>
               <w:rPr>
                 <w:webHidden/>
@@ -979,7 +979,7 @@
             </w:tabs>
             <w:rPr/>
           </w:pPr>
-          <w:hyperlink w:anchor="__RefHeading___Toc8173_2925719690">
+          <w:hyperlink w:anchor="__RefHeading___Toc8284_206246894">
             <w:r>
               <w:rPr>
                 <w:webHidden/>
@@ -1000,7 +1000,7 @@
             </w:tabs>
             <w:rPr/>
           </w:pPr>
-          <w:hyperlink w:anchor="__RefHeading___Toc8175_2925719690">
+          <w:hyperlink w:anchor="__RefHeading___Toc8286_206246894">
             <w:r>
               <w:rPr>
                 <w:webHidden/>
@@ -1021,7 +1021,7 @@
             </w:tabs>
             <w:rPr/>
           </w:pPr>
-          <w:hyperlink w:anchor="__RefHeading___Toc8177_2925719690">
+          <w:hyperlink w:anchor="__RefHeading___Toc8288_206246894">
             <w:r>
               <w:rPr>
                 <w:webHidden/>
@@ -1042,7 +1042,7 @@
             </w:tabs>
             <w:rPr/>
           </w:pPr>
-          <w:hyperlink w:anchor="__RefHeading___Toc8179_2925719690">
+          <w:hyperlink w:anchor="__RefHeading___Toc8290_206246894">
             <w:r>
               <w:rPr>
                 <w:webHidden/>
@@ -1063,7 +1063,7 @@
             </w:tabs>
             <w:rPr/>
           </w:pPr>
-          <w:hyperlink w:anchor="__RefHeading___Toc8181_2925719690">
+          <w:hyperlink w:anchor="__RefHeading___Toc8292_206246894">
             <w:r>
               <w:rPr>
                 <w:webHidden/>
@@ -1084,7 +1084,7 @@
             </w:tabs>
             <w:rPr/>
           </w:pPr>
-          <w:hyperlink w:anchor="__RefHeading___Toc8183_2925719690">
+          <w:hyperlink w:anchor="__RefHeading___Toc8294_206246894">
             <w:r>
               <w:rPr>
                 <w:webHidden/>
@@ -1105,7 +1105,7 @@
             </w:tabs>
             <w:rPr/>
           </w:pPr>
-          <w:hyperlink w:anchor="__RefHeading___Toc8185_2925719690">
+          <w:hyperlink w:anchor="__RefHeading___Toc8296_206246894">
             <w:r>
               <w:rPr>
                 <w:webHidden/>
@@ -1126,7 +1126,7 @@
             </w:tabs>
             <w:rPr/>
           </w:pPr>
-          <w:hyperlink w:anchor="__RefHeading___Toc8187_2925719690">
+          <w:hyperlink w:anchor="__RefHeading___Toc8298_206246894">
             <w:r>
               <w:rPr>
                 <w:webHidden/>
@@ -1147,7 +1147,7 @@
             </w:tabs>
             <w:rPr/>
           </w:pPr>
-          <w:hyperlink w:anchor="__RefHeading___Toc8189_2925719690">
+          <w:hyperlink w:anchor="__RefHeading___Toc8300_206246894">
             <w:r>
               <w:rPr>
                 <w:webHidden/>
@@ -1168,7 +1168,7 @@
             </w:tabs>
             <w:rPr/>
           </w:pPr>
-          <w:hyperlink w:anchor="__RefHeading___Toc8191_2925719690">
+          <w:hyperlink w:anchor="__RefHeading___Toc8302_206246894">
             <w:r>
               <w:rPr>
                 <w:webHidden/>
@@ -1189,7 +1189,7 @@
             </w:tabs>
             <w:rPr/>
           </w:pPr>
-          <w:hyperlink w:anchor="__RefHeading___Toc8193_2925719690">
+          <w:hyperlink w:anchor="__RefHeading___Toc8304_206246894">
             <w:r>
               <w:rPr>
                 <w:webHidden/>
@@ -1210,7 +1210,7 @@
             </w:tabs>
             <w:rPr/>
           </w:pPr>
-          <w:hyperlink w:anchor="__RefHeading___Toc8195_2925719690">
+          <w:hyperlink w:anchor="__RefHeading___Toc8306_206246894">
             <w:r>
               <w:rPr>
                 <w:webHidden/>
@@ -1231,7 +1231,7 @@
             </w:tabs>
             <w:rPr/>
           </w:pPr>
-          <w:hyperlink w:anchor="__RefHeading___Toc8197_2925719690">
+          <w:hyperlink w:anchor="__RefHeading___Toc8308_206246894">
             <w:r>
               <w:rPr>
                 <w:webHidden/>
@@ -1252,7 +1252,7 @@
             </w:tabs>
             <w:rPr/>
           </w:pPr>
-          <w:hyperlink w:anchor="__RefHeading___Toc8199_2925719690">
+          <w:hyperlink w:anchor="__RefHeading___Toc8310_206246894">
             <w:r>
               <w:rPr>
                 <w:webHidden/>
@@ -1273,7 +1273,7 @@
             </w:tabs>
             <w:rPr/>
           </w:pPr>
-          <w:hyperlink w:anchor="__RefHeading___Toc8201_2925719690">
+          <w:hyperlink w:anchor="__RefHeading___Toc8312_206246894">
             <w:r>
               <w:rPr>
                 <w:webHidden/>
@@ -1294,7 +1294,7 @@
             </w:tabs>
             <w:rPr/>
           </w:pPr>
-          <w:hyperlink w:anchor="__RefHeading___Toc8203_2925719690">
+          <w:hyperlink w:anchor="__RefHeading___Toc8314_206246894">
             <w:r>
               <w:rPr>
                 <w:webHidden/>
@@ -1315,7 +1315,7 @@
             </w:tabs>
             <w:rPr/>
           </w:pPr>
-          <w:hyperlink w:anchor="__RefHeading___Toc8205_2925719690">
+          <w:hyperlink w:anchor="__RefHeading___Toc8316_206246894">
             <w:r>
               <w:rPr>
                 <w:webHidden/>
@@ -1336,7 +1336,7 @@
             </w:tabs>
             <w:rPr/>
           </w:pPr>
-          <w:hyperlink w:anchor="__RefHeading___Toc8207_2925719690">
+          <w:hyperlink w:anchor="__RefHeading___Toc8318_206246894">
             <w:r>
               <w:rPr>
                 <w:webHidden/>
@@ -1357,7 +1357,7 @@
             </w:tabs>
             <w:rPr/>
           </w:pPr>
-          <w:hyperlink w:anchor="__RefHeading___Toc8209_2925719690">
+          <w:hyperlink w:anchor="__RefHeading___Toc8320_206246894">
             <w:r>
               <w:rPr>
                 <w:webHidden/>
@@ -1378,7 +1378,7 @@
             </w:tabs>
             <w:rPr/>
           </w:pPr>
-          <w:hyperlink w:anchor="__RefHeading___Toc8211_2925719690">
+          <w:hyperlink w:anchor="__RefHeading___Toc8322_206246894">
             <w:r>
               <w:rPr>
                 <w:webHidden/>
@@ -1399,7 +1399,7 @@
             </w:tabs>
             <w:rPr/>
           </w:pPr>
-          <w:hyperlink w:anchor="__RefHeading___Toc8213_2925719690">
+          <w:hyperlink w:anchor="__RefHeading___Toc8324_206246894">
             <w:r>
               <w:rPr>
                 <w:webHidden/>
@@ -1420,7 +1420,7 @@
             </w:tabs>
             <w:rPr/>
           </w:pPr>
-          <w:hyperlink w:anchor="__RefHeading___Toc8215_2925719690">
+          <w:hyperlink w:anchor="__RefHeading___Toc8326_206246894">
             <w:r>
               <w:rPr>
                 <w:webHidden/>
@@ -1441,7 +1441,7 @@
             </w:tabs>
             <w:rPr/>
           </w:pPr>
-          <w:hyperlink w:anchor="__RefHeading___Toc8217_2925719690">
+          <w:hyperlink w:anchor="__RefHeading___Toc8328_206246894">
             <w:r>
               <w:rPr>
                 <w:webHidden/>
@@ -1462,7 +1462,7 @@
             </w:tabs>
             <w:rPr/>
           </w:pPr>
-          <w:hyperlink w:anchor="__RefHeading___Toc8219_2925719690">
+          <w:hyperlink w:anchor="__RefHeading___Toc8330_206246894">
             <w:r>
               <w:rPr>
                 <w:webHidden/>
@@ -1483,7 +1483,7 @@
             </w:tabs>
             <w:rPr/>
           </w:pPr>
-          <w:hyperlink w:anchor="__RefHeading___Toc8221_2925719690">
+          <w:hyperlink w:anchor="__RefHeading___Toc8332_206246894">
             <w:r>
               <w:rPr>
                 <w:webHidden/>
@@ -1504,7 +1504,7 @@
             </w:tabs>
             <w:rPr/>
           </w:pPr>
-          <w:hyperlink w:anchor="__RefHeading___Toc8223_2925719690">
+          <w:hyperlink w:anchor="__RefHeading___Toc8334_206246894">
             <w:r>
               <w:rPr>
                 <w:webHidden/>
@@ -1512,7 +1512,7 @@
               </w:rPr>
               <w:t>9.3 Interface</w:t>
               <w:tab/>
-              <w:t>60</w:t>
+              <w:t>61</w:t>
             </w:r>
           </w:hyperlink>
         </w:p>
@@ -1525,7 +1525,7 @@
             </w:tabs>
             <w:rPr/>
           </w:pPr>
-          <w:hyperlink w:anchor="__RefHeading___Toc8225_2925719690">
+          <w:hyperlink w:anchor="__RefHeading___Toc8336_206246894">
             <w:r>
               <w:rPr>
                 <w:webHidden/>
@@ -1533,7 +1533,7 @@
               </w:rPr>
               <w:t>9.4 Microarchitecture internals</w:t>
               <w:tab/>
-              <w:t>61</w:t>
+              <w:t>62</w:t>
             </w:r>
           </w:hyperlink>
         </w:p>
@@ -1546,7 +1546,7 @@
             </w:tabs>
             <w:rPr/>
           </w:pPr>
-          <w:hyperlink w:anchor="__RefHeading___Toc8227_2925719690">
+          <w:hyperlink w:anchor="__RefHeading___Toc8338_206246894">
             <w:r>
               <w:rPr>
                 <w:webHidden/>
@@ -1554,7 +1554,7 @@
               </w:rPr>
               <w:t>9.4.1 Block buffer</w:t>
               <w:tab/>
-              <w:t>61</w:t>
+              <w:t>62</w:t>
             </w:r>
           </w:hyperlink>
         </w:p>
@@ -1567,7 +1567,7 @@
             </w:tabs>
             <w:rPr/>
           </w:pPr>
-          <w:hyperlink w:anchor="__RefHeading___Toc8229_2925719690">
+          <w:hyperlink w:anchor="__RefHeading___Toc8340_206246894">
             <w:r>
               <w:rPr>
                 <w:webHidden/>
@@ -1575,7 +1575,7 @@
               </w:rPr>
               <w:t>9.4.2 Stage sequencer</w:t>
               <w:tab/>
-              <w:t>61</w:t>
+              <w:t>62</w:t>
             </w:r>
           </w:hyperlink>
         </w:p>
@@ -1588,7 +1588,7 @@
             </w:tabs>
             <w:rPr/>
           </w:pPr>
-          <w:hyperlink w:anchor="__RefHeading___Toc8231_2925719690">
+          <w:hyperlink w:anchor="__RefHeading___Toc8342_206246894">
             <w:r>
               <w:rPr>
                 <w:webHidden/>
@@ -1596,7 +1596,7 @@
               </w:rPr>
               <w:t>9.4.3 Corrected-stream re-check</w:t>
               <w:tab/>
-              <w:t>61</w:t>
+              <w:t>62</w:t>
             </w:r>
           </w:hyperlink>
         </w:p>
@@ -1609,7 +1609,7 @@
             </w:tabs>
             <w:rPr/>
           </w:pPr>
-          <w:hyperlink w:anchor="__RefHeading___Toc8233_2925719690">
+          <w:hyperlink w:anchor="__RefHeading___Toc8344_206246894">
             <w:r>
               <w:rPr>
                 <w:webHidden/>
@@ -1617,7 +1617,7 @@
               </w:rPr>
               <w:t>9.4.4 Correctability verdict</w:t>
               <w:tab/>
-              <w:t>61</w:t>
+              <w:t>62</w:t>
             </w:r>
           </w:hyperlink>
         </w:p>
@@ -1630,7 +1630,7 @@
             </w:tabs>
             <w:rPr/>
           </w:pPr>
-          <w:hyperlink w:anchor="__RefHeading___Toc8235_2925719690">
+          <w:hyperlink w:anchor="__RefHeading___Toc8346_206246894">
             <w:r>
               <w:rPr>
                 <w:webHidden/>
@@ -1638,7 +1638,7 @@
               </w:rPr>
               <w:t>9.5 FSM policy</w:t>
               <w:tab/>
-              <w:t>62</w:t>
+              <w:t>63</w:t>
             </w:r>
           </w:hyperlink>
         </w:p>
@@ -1651,7 +1651,7 @@
             </w:tabs>
             <w:rPr/>
           </w:pPr>
-          <w:hyperlink w:anchor="__RefHeading___Toc8237_2925719690">
+          <w:hyperlink w:anchor="__RefHeading___Toc8348_206246894">
             <w:r>
               <w:rPr>
                 <w:webHidden/>
@@ -1659,7 +1659,7 @@
               </w:rPr>
               <w:t>9.6 Timing</w:t>
               <w:tab/>
-              <w:t>63</w:t>
+              <w:t>64</w:t>
             </w:r>
           </w:hyperlink>
         </w:p>
@@ -1672,7 +1672,7 @@
             </w:tabs>
             <w:rPr/>
           </w:pPr>
-          <w:hyperlink w:anchor="__RefHeading___Toc8239_2925719690">
+          <w:hyperlink w:anchor="__RefHeading___Toc8350_206246894">
             <w:r>
               <w:rPr>
                 <w:webHidden/>
@@ -1680,7 +1680,7 @@
               </w:rPr>
               <w:t>9.7 Notes</w:t>
               <w:tab/>
-              <w:t>64</w:t>
+              <w:t>65</w:t>
             </w:r>
           </w:hyperlink>
         </w:p>
@@ -1693,7 +1693,7 @@
             </w:tabs>
             <w:rPr/>
           </w:pPr>
-          <w:hyperlink w:anchor="__RefHeading___Toc8241_2925719690">
+          <w:hyperlink w:anchor="__RefHeading___Toc8352_206246894">
             <w:r>
               <w:rPr>
                 <w:webHidden/>
@@ -1701,7 +1701,7 @@
               </w:rPr>
               <w:t>10 Core Signals</w:t>
               <w:tab/>
-              <w:t>65</w:t>
+              <w:t>66</w:t>
             </w:r>
           </w:hyperlink>
         </w:p>
@@ -1714,7 +1714,7 @@
             </w:tabs>
             <w:rPr/>
           </w:pPr>
-          <w:hyperlink w:anchor="__RefHeading___Toc8243_2925719690">
+          <w:hyperlink w:anchor="__RefHeading___Toc8354_206246894">
             <w:r>
               <w:rPr>
                 <w:webHidden/>
@@ -1722,7 +1722,7 @@
               </w:rPr>
               <w:t>10.1 Reset strategy</w:t>
               <w:tab/>
-              <w:t>66</w:t>
+              <w:t>67</w:t>
             </w:r>
           </w:hyperlink>
         </w:p>
@@ -1735,7 +1735,7 @@
             </w:tabs>
             <w:rPr/>
           </w:pPr>
-          <w:hyperlink w:anchor="__RefHeading___Toc8245_2925719690">
+          <w:hyperlink w:anchor="__RefHeading___Toc8356_206246894">
             <w:r>
               <w:rPr>
                 <w:webHidden/>
@@ -1743,7 +1743,7 @@
               </w:rPr>
               <w:t>10.2 bch_encoder_core signal contract</w:t>
               <w:tab/>
-              <w:t>67</w:t>
+              <w:t>68</w:t>
             </w:r>
           </w:hyperlink>
         </w:p>
@@ -1756,7 +1756,7 @@
             </w:tabs>
             <w:rPr/>
           </w:pPr>
-          <w:hyperlink w:anchor="__RefHeading___Toc8247_2925719690">
+          <w:hyperlink w:anchor="__RefHeading___Toc8358_206246894">
             <w:r>
               <w:rPr>
                 <w:webHidden/>
@@ -1764,7 +1764,7 @@
               </w:rPr>
               <w:t>10.3 bch_decoder_core signal contract</w:t>
               <w:tab/>
-              <w:t>70</w:t>
+              <w:t>71</w:t>
             </w:r>
           </w:hyperlink>
         </w:p>
@@ -1777,7 +1777,7 @@
             </w:tabs>
             <w:rPr/>
           </w:pPr>
-          <w:hyperlink w:anchor="__RefHeading___Toc8249_2925719690">
+          <w:hyperlink w:anchor="__RefHeading___Toc8360_206246894">
             <w:r>
               <w:rPr>
                 <w:webHidden/>
@@ -1785,7 +1785,7 @@
               </w:rPr>
               <w:t>10.4 Timing rules</w:t>
               <w:tab/>
-              <w:t>73</w:t>
+              <w:t>74</w:t>
             </w:r>
           </w:hyperlink>
         </w:p>
@@ -1798,7 +1798,7 @@
             </w:tabs>
             <w:rPr/>
           </w:pPr>
-          <w:hyperlink w:anchor="__RefHeading___Toc8251_2925719690">
+          <w:hyperlink w:anchor="__RefHeading___Toc8362_206246894">
             <w:r>
               <w:rPr>
                 <w:webHidden/>
@@ -1806,7 +1806,7 @@
               </w:rPr>
               <w:t>11 Signal Contracts and K-maps</w:t>
               <w:tab/>
-              <w:t>74</w:t>
+              <w:t>75</w:t>
             </w:r>
           </w:hyperlink>
         </w:p>
@@ -1819,7 +1819,7 @@
             </w:tabs>
             <w:rPr/>
           </w:pPr>
-          <w:hyperlink w:anchor="__RefHeading___Toc8253_2925719690">
+          <w:hyperlink w:anchor="__RefHeading___Toc8364_206246894">
             <w:r>
               <w:rPr>
                 <w:webHidden/>
@@ -1827,7 +1827,7 @@
               </w:rPr>
               <w:t>11.1 What a contract is</w:t>
               <w:tab/>
-              <w:t>74</w:t>
+              <w:t>75</w:t>
             </w:r>
           </w:hyperlink>
         </w:p>
@@ -1840,7 +1840,7 @@
             </w:tabs>
             <w:rPr/>
           </w:pPr>
-          <w:hyperlink w:anchor="__RefHeading___Toc8255_2925719690">
+          <w:hyperlink w:anchor="__RefHeading___Toc8366_206246894">
             <w:r>
               <w:rPr>
                 <w:webHidden/>
@@ -1848,7 +1848,7 @@
               </w:rPr>
               <w:t>11.2 Which signals have contracts</w:t>
               <w:tab/>
-              <w:t>75</w:t>
+              <w:t>76</w:t>
             </w:r>
           </w:hyperlink>
         </w:p>
@@ -1861,7 +1861,7 @@
             </w:tabs>
             <w:rPr/>
           </w:pPr>
-          <w:hyperlink w:anchor="__RefHeading___Toc8257_2925719690">
+          <w:hyperlink w:anchor="__RefHeading___Toc8368_206246894">
             <w:r>
               <w:rPr>
                 <w:webHidden/>
@@ -1869,7 +1869,7 @@
               </w:rPr>
               <w:t>11.3 Pre-RTL citation posture</w:t>
               <w:tab/>
-              <w:t>76</w:t>
+              <w:t>77</w:t>
             </w:r>
           </w:hyperlink>
         </w:p>
@@ -1882,7 +1882,7 @@
             </w:tabs>
             <w:rPr/>
           </w:pPr>
-          <w:hyperlink w:anchor="__RefHeading___Toc8259_2925719690">
+          <w:hyperlink w:anchor="__RefHeading___Toc8370_206246894">
             <w:r>
               <w:rPr>
                 <w:webHidden/>
@@ -1890,7 +1890,7 @@
               </w:rPr>
               <w:t>11.4 Regenerating the workbook</w:t>
               <w:tab/>
-              <w:t>77</w:t>
+              <w:t>78</w:t>
             </w:r>
           </w:hyperlink>
         </w:p>
@@ -1903,7 +1903,7 @@
             </w:tabs>
             <w:rPr/>
           </w:pPr>
-          <w:hyperlink w:anchor="__RefHeading___Toc8261_2925719690">
+          <w:hyperlink w:anchor="__RefHeading___Toc8372_206246894">
             <w:r>
               <w:rPr>
                 <w:webHidden/>
@@ -1911,7 +1911,7 @@
               </w:rPr>
               <w:t>11.5 Workbook contents</w:t>
               <w:tab/>
-              <w:t>78</w:t>
+              <w:t>79</w:t>
             </w:r>
           </w:hyperlink>
           <w:r>
@@ -2997,7 +2997,7 @@
           <w:rPr>
             <w:rStyle w:val="ListLabel1"/>
           </w:rPr>
-          <w:t>60</w:t>
+          <w:t>61</w:t>
         </w:r>
         <w:r>
           <w:rPr>
@@ -3054,7 +3054,7 @@
           <w:rPr>
             <w:rStyle w:val="ListLabel1"/>
           </w:rPr>
-          <w:t>67</w:t>
+          <w:t>68</w:t>
         </w:r>
         <w:r>
           <w:rPr>
@@ -3111,7 +3111,7 @@
           <w:rPr>
             <w:rStyle w:val="ListLabel1"/>
           </w:rPr>
-          <w:t>70</w:t>
+          <w:t>71</w:t>
         </w:r>
         <w:r>
           <w:rPr>
@@ -3181,7 +3181,7 @@
         <w:spacing w:before="0" w:after="120"/>
         <w:rPr/>
       </w:pPr>
-      <w:bookmarkStart w:id="2" w:name="__RefHeading___Toc8095_2925719690"/>
+      <w:bookmarkStart w:id="2" w:name="__RefHeading___Toc8206_206246894"/>
       <w:bookmarkEnd w:id="2"/>
       <w:r>
         <w:rPr>
@@ -3319,7 +3319,7 @@
         <w:spacing w:before="360" w:after="120"/>
         <w:rPr/>
       </w:pPr>
-      <w:bookmarkStart w:id="4" w:name="__RefHeading___Toc8097_2925719690"/>
+      <w:bookmarkStart w:id="4" w:name="__RefHeading___Toc8208_206246894"/>
       <w:bookmarkStart w:id="5" w:name="document-information"/>
       <w:bookmarkEnd w:id="4"/>
       <w:r>
@@ -3351,7 +3351,7 @@
         <w:spacing w:before="280" w:after="80"/>
         <w:rPr/>
       </w:pPr>
-      <w:bookmarkStart w:id="6" w:name="__RefHeading___Toc8099_2925719690"/>
+      <w:bookmarkStart w:id="6" w:name="__RefHeading___Toc8210_206246894"/>
       <w:bookmarkEnd w:id="6"/>
       <w:r>
         <w:rPr>
@@ -3808,7 +3808,7 @@
       <w:r>
         <w:br w:type="page"/>
       </w:r>
-      <w:bookmarkStart w:id="8" w:name="__RefHeading___Toc8101_2925719690"/>
+      <w:bookmarkStart w:id="8" w:name="__RefHeading___Toc8212_206246894"/>
       <w:bookmarkEnd w:id="8"/>
       <w:r>
         <w:rPr>
@@ -4139,7 +4139,7 @@
       <w:r>
         <w:br w:type="page"/>
       </w:r>
-      <w:bookmarkStart w:id="9" w:name="__RefHeading___Toc8103_2925719690"/>
+      <w:bookmarkStart w:id="9" w:name="__RefHeading___Toc8214_206246894"/>
       <w:bookmarkEnd w:id="9"/>
       <w:r>
         <w:rPr>
@@ -4265,7 +4265,7 @@
         <w:spacing w:before="280" w:after="80"/>
         <w:rPr/>
       </w:pPr>
-      <w:bookmarkStart w:id="10" w:name="__RefHeading___Toc8105_2925719690"/>
+      <w:bookmarkStart w:id="10" w:name="__RefHeading___Toc8216_206246894"/>
       <w:bookmarkStart w:id="11" w:name="intended-audience"/>
       <w:bookmarkEnd w:id="10"/>
       <w:r>
@@ -4349,7 +4349,7 @@
         <w:spacing w:before="280" w:after="80"/>
         <w:rPr/>
       </w:pPr>
-      <w:bookmarkStart w:id="13" w:name="__RefHeading___Toc8107_2925719690"/>
+      <w:bookmarkStart w:id="13" w:name="__RefHeading___Toc8218_206246894"/>
       <w:bookmarkStart w:id="14" w:name="related-documents"/>
       <w:bookmarkEnd w:id="13"/>
       <w:r>
@@ -5288,7 +5288,7 @@
         <w:spacing w:before="360" w:after="120"/>
         <w:rPr/>
       </w:pPr>
-      <w:bookmarkStart w:id="18" w:name="__RefHeading___Toc8109_2925719690"/>
+      <w:bookmarkStart w:id="18" w:name="__RefHeading___Toc8220_206246894"/>
       <w:bookmarkStart w:id="19" w:name="methodology"/>
       <w:bookmarkEnd w:id="18"/>
       <w:r>
@@ -5320,7 +5320,7 @@
         <w:spacing w:before="280" w:after="80"/>
         <w:rPr/>
       </w:pPr>
-      <w:bookmarkStart w:id="20" w:name="__RefHeading___Toc8111_2925719690"/>
+      <w:bookmarkStart w:id="20" w:name="__RefHeading___Toc8222_206246894"/>
       <w:bookmarkStart w:id="21" w:name="has-to-mas-relationship"/>
       <w:bookmarkEnd w:id="20"/>
       <w:r>
@@ -5432,7 +5432,7 @@
         <w:spacing w:before="280" w:after="80"/>
         <w:rPr/>
       </w:pPr>
-      <w:bookmarkStart w:id="22" w:name="__RefHeading___Toc8113_2925719690"/>
+      <w:bookmarkStart w:id="22" w:name="__RefHeading___Toc8224_206246894"/>
       <w:bookmarkStart w:id="23" w:name="fsm-policy"/>
       <w:bookmarkEnd w:id="22"/>
       <w:r>
@@ -5972,7 +5972,7 @@
         <w:spacing w:before="280" w:after="80"/>
         <w:rPr/>
       </w:pPr>
-      <w:bookmarkStart w:id="25" w:name="__RefHeading___Toc8115_2925719690"/>
+      <w:bookmarkStart w:id="25" w:name="__RefHeading___Toc8226_206246894"/>
       <w:bookmarkStart w:id="26" w:name="prove-by-design-kmap-philosophy"/>
       <w:bookmarkEnd w:id="25"/>
       <w:r>
@@ -6099,7 +6099,7 @@
         <w:spacing w:before="280" w:after="80"/>
         <w:rPr/>
       </w:pPr>
-      <w:bookmarkStart w:id="27" w:name="__RefHeading___Toc8117_2925719690"/>
+      <w:bookmarkStart w:id="27" w:name="__RefHeading___Toc8228_206246894"/>
       <w:bookmarkStart w:id="28" w:name="carrying-open-prd-decisions"/>
       <w:bookmarkEnd w:id="27"/>
       <w:r>
@@ -6928,7 +6928,7 @@
         <w:spacing w:before="360" w:after="120"/>
         <w:rPr/>
       </w:pPr>
-      <w:bookmarkStart w:id="31" w:name="__RefHeading___Toc8119_2925719690"/>
+      <w:bookmarkStart w:id="31" w:name="__RefHeading___Toc8230_206246894"/>
       <w:bookmarkStart w:id="32" w:name="block-inventory"/>
       <w:bookmarkEnd w:id="31"/>
       <w:r>
@@ -8617,7 +8617,7 @@
         <w:spacing w:before="360" w:after="120"/>
         <w:rPr/>
       </w:pPr>
-      <w:bookmarkStart w:id="36" w:name="__RefHeading___Toc8121_2925719690"/>
+      <w:bookmarkStart w:id="36" w:name="__RefHeading___Toc8232_206246894"/>
       <w:bookmarkStart w:id="37" w:name="encoder-core-bch_encoder_core"/>
       <w:bookmarkEnd w:id="36"/>
       <w:r>
@@ -8857,7 +8857,7 @@
         <w:spacing w:before="280" w:after="80"/>
         <w:rPr/>
       </w:pPr>
-      <w:bookmarkStart w:id="38" w:name="__RefHeading___Toc8123_2925719690"/>
+      <w:bookmarkStart w:id="38" w:name="__RefHeading___Toc8234_206246894"/>
       <w:bookmarkStart w:id="39" w:name="purpose"/>
       <w:bookmarkEnd w:id="38"/>
       <w:r>
@@ -8969,7 +8969,7 @@
         <w:spacing w:before="200" w:after="80"/>
         <w:rPr/>
       </w:pPr>
-      <w:bookmarkStart w:id="40" w:name="__RefHeading___Toc8125_2925719690"/>
+      <w:bookmarkStart w:id="40" w:name="__RefHeading___Toc8236_206246894"/>
       <w:bookmarkStart w:id="41" w:name="figure-2.1-encoder-core-block-diagram"/>
       <w:bookmarkStart w:id="42" w:name="_Fig_1_Encoder_core_block_d"/>
       <w:bookmarkEnd w:id="40"/>
@@ -9065,7 +9065,7 @@
         <w:spacing w:before="280" w:after="80"/>
         <w:rPr/>
       </w:pPr>
-      <w:bookmarkStart w:id="45" w:name="__RefHeading___Toc8127_2925719690"/>
+      <w:bookmarkStart w:id="45" w:name="__RefHeading___Toc8238_206246894"/>
       <w:bookmarkStart w:id="46" w:name="parameters"/>
       <w:bookmarkEnd w:id="45"/>
       <w:r>
@@ -10247,7 +10247,7 @@
         <w:spacing w:before="280" w:after="80"/>
         <w:rPr/>
       </w:pPr>
-      <w:bookmarkStart w:id="48" w:name="__RefHeading___Toc8129_2925719690"/>
+      <w:bookmarkStart w:id="48" w:name="__RefHeading___Toc8240_206246894"/>
       <w:bookmarkEnd w:id="48"/>
       <w:r>
         <w:rPr>
@@ -12216,7 +12216,7 @@
       <w:r>
         <w:br w:type="page"/>
       </w:r>
-      <w:bookmarkStart w:id="51" w:name="__RefHeading___Toc8131_2925719690"/>
+      <w:bookmarkStart w:id="51" w:name="__RefHeading___Toc8242_206246894"/>
       <w:bookmarkEnd w:id="51"/>
       <w:r>
         <w:rPr>
@@ -12243,7 +12243,7 @@
         <w:spacing w:before="200" w:after="80"/>
         <w:rPr/>
       </w:pPr>
-      <w:bookmarkStart w:id="52" w:name="__RefHeading___Toc8133_2925719690"/>
+      <w:bookmarkStart w:id="52" w:name="__RefHeading___Toc8244_206246894"/>
       <w:bookmarkStart w:id="53" w:name="beat-parallel-lfsr-parity-generator"/>
       <w:bookmarkEnd w:id="52"/>
       <w:r>
@@ -12453,7 +12453,7 @@
         <w:spacing w:before="200" w:after="80"/>
         <w:rPr/>
       </w:pPr>
-      <w:bookmarkStart w:id="55" w:name="__RefHeading___Toc8135_2925719690"/>
+      <w:bookmarkStart w:id="55" w:name="__RefHeading___Toc8246_206246894"/>
       <w:bookmarkStart w:id="56" w:name="parity-mux"/>
       <w:bookmarkEnd w:id="55"/>
       <w:r>
@@ -12562,7 +12562,7 @@
         <w:spacing w:before="200" w:after="80"/>
         <w:rPr/>
       </w:pPr>
-      <w:bookmarkStart w:id="57" w:name="__RefHeading___Toc8137_2925719690"/>
+      <w:bookmarkStart w:id="57" w:name="__RefHeading___Toc8248_206246894"/>
       <w:bookmarkStart w:id="58" w:name="output-skid"/>
       <w:bookmarkEnd w:id="57"/>
       <w:r>
@@ -12722,7 +12722,7 @@
         <w:spacing w:before="280" w:after="80"/>
         <w:rPr/>
       </w:pPr>
-      <w:bookmarkStart w:id="59" w:name="__RefHeading___Toc8139_2925719690"/>
+      <w:bookmarkStart w:id="59" w:name="__RefHeading___Toc8250_206246894"/>
       <w:bookmarkStart w:id="60" w:name="fsm-policy-1"/>
       <w:bookmarkEnd w:id="59"/>
       <w:r>
@@ -12950,7 +12950,7 @@
         <w:spacing w:before="280" w:after="80"/>
         <w:rPr/>
       </w:pPr>
-      <w:bookmarkStart w:id="61" w:name="__RefHeading___Toc8141_2925719690"/>
+      <w:bookmarkStart w:id="61" w:name="__RefHeading___Toc8252_206246894"/>
       <w:bookmarkStart w:id="62" w:name="timing"/>
       <w:bookmarkEnd w:id="61"/>
       <w:r>
@@ -13102,7 +13102,7 @@
         <w:spacing w:before="280" w:after="80"/>
         <w:rPr/>
       </w:pPr>
-      <w:bookmarkStart w:id="64" w:name="__RefHeading___Toc8143_2925719690"/>
+      <w:bookmarkStart w:id="64" w:name="__RefHeading___Toc8254_206246894"/>
       <w:bookmarkStart w:id="65" w:name="notes"/>
       <w:bookmarkEnd w:id="64"/>
       <w:r>
@@ -13446,7 +13446,7 @@
         <w:spacing w:before="360" w:after="120"/>
         <w:rPr/>
       </w:pPr>
-      <w:bookmarkStart w:id="68" w:name="__RefHeading___Toc8145_2925719690"/>
+      <w:bookmarkStart w:id="68" w:name="__RefHeading___Toc8256_206246894"/>
       <w:bookmarkStart w:id="69" w:name="syndrome-unit-bch_syndrome_unit"/>
       <w:bookmarkEnd w:id="68"/>
       <w:r>
@@ -13686,7 +13686,7 @@
         <w:spacing w:before="280" w:after="80"/>
         <w:rPr/>
       </w:pPr>
-      <w:bookmarkStart w:id="70" w:name="__RefHeading___Toc8147_2925719690"/>
+      <w:bookmarkStart w:id="70" w:name="__RefHeading___Toc8258_206246894"/>
       <w:bookmarkStart w:id="71" w:name="purpose-1"/>
       <w:bookmarkEnd w:id="70"/>
       <w:r>
@@ -13785,7 +13785,7 @@
         <w:spacing w:before="200" w:after="80"/>
         <w:rPr/>
       </w:pPr>
-      <w:bookmarkStart w:id="72" w:name="__RefHeading___Toc8149_2925719690"/>
+      <w:bookmarkStart w:id="72" w:name="__RefHeading___Toc8260_206246894"/>
       <w:bookmarkStart w:id="73" w:name="figure-2.2-syndrome-unit-block-diagram"/>
       <w:bookmarkStart w:id="74" w:name="_Fig_2_Syndrome_unit_block_"/>
       <w:bookmarkEnd w:id="72"/>
@@ -13881,7 +13881,7 @@
         <w:spacing w:before="280" w:after="80"/>
         <w:rPr/>
       </w:pPr>
-      <w:bookmarkStart w:id="77" w:name="__RefHeading___Toc8151_2925719690"/>
+      <w:bookmarkStart w:id="77" w:name="__RefHeading___Toc8262_206246894"/>
       <w:bookmarkEnd w:id="77"/>
       <w:r>
         <w:rPr>
@@ -14947,7 +14947,7 @@
       <w:r>
         <w:br w:type="page"/>
       </w:r>
-      <w:bookmarkStart w:id="80" w:name="__RefHeading___Toc8153_2925719690"/>
+      <w:bookmarkStart w:id="80" w:name="__RefHeading___Toc8264_206246894"/>
       <w:bookmarkEnd w:id="80"/>
       <w:r>
         <w:rPr>
@@ -16767,7 +16767,7 @@
       <w:r>
         <w:br w:type="page"/>
       </w:r>
-      <w:bookmarkStart w:id="82" w:name="__RefHeading___Toc8155_2925719690"/>
+      <w:bookmarkStart w:id="82" w:name="__RefHeading___Toc8266_206246894"/>
       <w:bookmarkEnd w:id="82"/>
       <w:r>
         <w:rPr>
@@ -16794,7 +16794,7 @@
         <w:spacing w:before="200" w:after="80"/>
         <w:rPr/>
       </w:pPr>
-      <w:bookmarkStart w:id="83" w:name="__RefHeading___Toc8157_2925719690"/>
+      <w:bookmarkStart w:id="83" w:name="__RefHeading___Toc8268_206246894"/>
       <w:bookmarkStart w:id="84" w:name="odd-syndrome-recurrence"/>
       <w:bookmarkEnd w:id="83"/>
       <w:r>
@@ -17023,7 +17023,7 @@
         <w:spacing w:before="200" w:after="80"/>
         <w:rPr/>
       </w:pPr>
-      <w:bookmarkStart w:id="85" w:name="__RefHeading___Toc8159_2925719690"/>
+      <w:bookmarkStart w:id="85" w:name="__RefHeading___Toc8270_206246894"/>
       <w:bookmarkStart w:id="86" w:name="all-zero-bypass-qualifier"/>
       <w:bookmarkEnd w:id="85"/>
       <w:r>
@@ -17114,7 +17114,7 @@
         <w:spacing w:before="200" w:after="80"/>
         <w:rPr/>
       </w:pPr>
-      <w:bookmarkStart w:id="87" w:name="__RefHeading___Toc8161_2925719690"/>
+      <w:bookmarkStart w:id="87" w:name="__RefHeading___Toc8272_206246894"/>
       <w:bookmarkStart w:id="88" w:name="completion-qualifier"/>
       <w:bookmarkEnd w:id="87"/>
       <w:r>
@@ -17205,7 +17205,7 @@
         <w:spacing w:before="280" w:after="80"/>
         <w:rPr/>
       </w:pPr>
-      <w:bookmarkStart w:id="89" w:name="__RefHeading___Toc8163_2925719690"/>
+      <w:bookmarkStart w:id="89" w:name="__RefHeading___Toc8274_206246894"/>
       <w:bookmarkStart w:id="90" w:name="fsm-policy-2"/>
       <w:bookmarkEnd w:id="89"/>
       <w:r>
@@ -17378,7 +17378,7 @@
         <w:spacing w:before="280" w:after="80"/>
         <w:rPr/>
       </w:pPr>
-      <w:bookmarkStart w:id="92" w:name="__RefHeading___Toc8165_2925719690"/>
+      <w:bookmarkStart w:id="92" w:name="__RefHeading___Toc8276_206246894"/>
       <w:bookmarkStart w:id="93" w:name="timing-1"/>
       <w:bookmarkEnd w:id="92"/>
       <w:r>
@@ -17510,7 +17510,7 @@
         <w:spacing w:before="280" w:after="80"/>
         <w:rPr/>
       </w:pPr>
-      <w:bookmarkStart w:id="95" w:name="__RefHeading___Toc8167_2925719690"/>
+      <w:bookmarkStart w:id="95" w:name="__RefHeading___Toc8278_206246894"/>
       <w:bookmarkStart w:id="96" w:name="notes-1"/>
       <w:bookmarkEnd w:id="95"/>
       <w:r>
@@ -17729,7 +17729,7 @@
         <w:spacing w:before="360" w:after="120"/>
         <w:rPr/>
       </w:pPr>
-      <w:bookmarkStart w:id="99" w:name="__RefHeading___Toc8169_2925719690"/>
+      <w:bookmarkStart w:id="99" w:name="__RefHeading___Toc8280_206246894"/>
       <w:bookmarkStart w:id="100" w:name="Xc25a4e1b87a6ed9e771aa2c4316adbff3761d77"/>
       <w:bookmarkEnd w:id="99"/>
       <w:r>
@@ -17982,7 +17982,7 @@
         <w:spacing w:before="280" w:after="80"/>
         <w:rPr/>
       </w:pPr>
-      <w:bookmarkStart w:id="101" w:name="__RefHeading___Toc8171_2925719690"/>
+      <w:bookmarkStart w:id="101" w:name="__RefHeading___Toc8282_206246894"/>
       <w:bookmarkStart w:id="102" w:name="purpose-2"/>
       <w:bookmarkEnd w:id="101"/>
       <w:r>
@@ -18088,7 +18088,7 @@
         <w:spacing w:before="280" w:after="80"/>
         <w:rPr/>
       </w:pPr>
-      <w:bookmarkStart w:id="103" w:name="__RefHeading___Toc8173_2925719690"/>
+      <w:bookmarkStart w:id="103" w:name="__RefHeading___Toc8284_206246894"/>
       <w:bookmarkEnd w:id="103"/>
       <w:r>
         <w:rPr>
@@ -19003,7 +19003,7 @@
       <w:r>
         <w:br w:type="page"/>
       </w:r>
-      <w:bookmarkStart w:id="106" w:name="__RefHeading___Toc8175_2925719690"/>
+      <w:bookmarkStart w:id="106" w:name="__RefHeading___Toc8286_206246894"/>
       <w:bookmarkEnd w:id="106"/>
       <w:r>
         <w:rPr>
@@ -20629,7 +20629,7 @@
       <w:r>
         <w:br w:type="page"/>
       </w:r>
-      <w:bookmarkStart w:id="108" w:name="__RefHeading___Toc8177_2925719690"/>
+      <w:bookmarkStart w:id="108" w:name="__RefHeading___Toc8288_206246894"/>
       <w:bookmarkEnd w:id="108"/>
       <w:r>
         <w:rPr>
@@ -21965,7 +21965,7 @@
         <w:spacing w:before="280" w:after="80"/>
         <w:rPr/>
       </w:pPr>
-      <w:bookmarkStart w:id="110" w:name="__RefHeading___Toc8179_2925719690"/>
+      <w:bookmarkStart w:id="110" w:name="__RefHeading___Toc8290_206246894"/>
       <w:bookmarkStart w:id="111" w:name="microarchitecture-internals-2"/>
       <w:bookmarkEnd w:id="110"/>
       <w:r>
@@ -21993,7 +21993,7 @@
         <w:spacing w:before="200" w:after="80"/>
         <w:rPr/>
       </w:pPr>
-      <w:bookmarkStart w:id="112" w:name="__RefHeading___Toc8181_2925719690"/>
+      <w:bookmarkStart w:id="112" w:name="__RefHeading___Toc8292_206246894"/>
       <w:bookmarkStart w:id="113" w:name="ribm-and-euclid-fixed-iteration-arrays"/>
       <w:bookmarkEnd w:id="112"/>
       <w:r>
@@ -22134,7 +22134,7 @@
         <w:spacing w:before="200" w:after="80"/>
         <w:rPr/>
       </w:pPr>
-      <w:bookmarkStart w:id="115" w:name="__RefHeading___Toc8183_2925719690"/>
+      <w:bookmarkStart w:id="115" w:name="__RefHeading___Toc8294_206246894"/>
       <w:bookmarkStart w:id="116" w:name="small_t-conditional-minimal-control-fsm"/>
       <w:bookmarkEnd w:id="115"/>
       <w:r>
@@ -22291,7 +22291,7 @@
         <w:spacing w:before="280" w:after="80"/>
         <w:rPr/>
       </w:pPr>
-      <w:bookmarkStart w:id="117" w:name="__RefHeading___Toc8185_2925719690"/>
+      <w:bookmarkStart w:id="117" w:name="__RefHeading___Toc8296_206246894"/>
       <w:bookmarkStart w:id="118" w:name="fsm-policy-3"/>
       <w:bookmarkEnd w:id="117"/>
       <w:r>
@@ -22406,7 +22406,7 @@
         <w:spacing w:before="280" w:after="80"/>
         <w:rPr/>
       </w:pPr>
-      <w:bookmarkStart w:id="119" w:name="__RefHeading___Toc8187_2925719690"/>
+      <w:bookmarkStart w:id="119" w:name="__RefHeading___Toc8298_206246894"/>
       <w:bookmarkStart w:id="120" w:name="timing-2"/>
       <w:bookmarkEnd w:id="119"/>
       <w:r>
@@ -22556,7 +22556,7 @@
         <w:spacing w:before="280" w:after="80"/>
         <w:rPr/>
       </w:pPr>
-      <w:bookmarkStart w:id="122" w:name="__RefHeading___Toc8189_2925719690"/>
+      <w:bookmarkStart w:id="122" w:name="__RefHeading___Toc8300_206246894"/>
       <w:bookmarkStart w:id="123" w:name="notes-2"/>
       <w:bookmarkEnd w:id="122"/>
       <w:r>
@@ -22735,7 +22735,7 @@
         <w:spacing w:before="360" w:after="120"/>
         <w:rPr/>
       </w:pPr>
-      <w:bookmarkStart w:id="126" w:name="__RefHeading___Toc8191_2925719690"/>
+      <w:bookmarkStart w:id="126" w:name="__RefHeading___Toc8302_206246894"/>
       <w:bookmarkStart w:id="127" w:name="chien-search-bch_chien_search"/>
       <w:bookmarkEnd w:id="126"/>
       <w:r>
@@ -23001,7 +23001,7 @@
         <w:spacing w:before="280" w:after="80"/>
         <w:rPr/>
       </w:pPr>
-      <w:bookmarkStart w:id="128" w:name="__RefHeading___Toc8193_2925719690"/>
+      <w:bookmarkStart w:id="128" w:name="__RefHeading___Toc8304_206246894"/>
       <w:bookmarkStart w:id="129" w:name="purpose-3"/>
       <w:bookmarkEnd w:id="128"/>
       <w:r>
@@ -23087,7 +23087,7 @@
         <w:spacing w:before="200" w:after="80"/>
         <w:rPr/>
       </w:pPr>
-      <w:bookmarkStart w:id="130" w:name="__RefHeading___Toc8195_2925719690"/>
+      <w:bookmarkStart w:id="130" w:name="__RefHeading___Toc8306_206246894"/>
       <w:bookmarkStart w:id="131" w:name="figure-2.3-chien-search-block-diagram"/>
       <w:bookmarkStart w:id="132" w:name="_Fig_3_Chien_search_block_d"/>
       <w:bookmarkEnd w:id="130"/>
@@ -23183,7 +23183,7 @@
         <w:spacing w:before="280" w:after="80"/>
         <w:rPr/>
       </w:pPr>
-      <w:bookmarkStart w:id="135" w:name="__RefHeading___Toc8197_2925719690"/>
+      <w:bookmarkStart w:id="135" w:name="__RefHeading___Toc8308_206246894"/>
       <w:bookmarkEnd w:id="135"/>
       <w:r>
         <w:rPr>
@@ -24249,7 +24249,7 @@
       <w:r>
         <w:br w:type="page"/>
       </w:r>
-      <w:bookmarkStart w:id="138" w:name="__RefHeading___Toc8199_2925719690"/>
+      <w:bookmarkStart w:id="138" w:name="__RefHeading___Toc8310_206246894"/>
       <w:bookmarkEnd w:id="138"/>
       <w:r>
         <w:rPr>
@@ -25902,7 +25902,7 @@
       <w:r>
         <w:br w:type="page"/>
       </w:r>
-      <w:bookmarkStart w:id="140" w:name="__RefHeading___Toc8201_2925719690"/>
+      <w:bookmarkStart w:id="140" w:name="__RefHeading___Toc8312_206246894"/>
       <w:bookmarkEnd w:id="140"/>
       <w:r>
         <w:rPr>
@@ -25929,7 +25929,7 @@
         <w:spacing w:before="200" w:after="80"/>
         <w:rPr/>
       </w:pPr>
-      <w:bookmarkStart w:id="141" w:name="__RefHeading___Toc8203_2925719690"/>
+      <w:bookmarkStart w:id="141" w:name="__RefHeading___Toc8314_206246894"/>
       <w:bookmarkStart w:id="142" w:name="parallel-horner-cells"/>
       <w:bookmarkEnd w:id="141"/>
       <w:r>
@@ -26091,7 +26091,7 @@
         <w:spacing w:before="200" w:after="80"/>
         <w:rPr/>
       </w:pPr>
-      <w:bookmarkStart w:id="144" w:name="__RefHeading___Toc8205_2925719690"/>
+      <w:bookmarkStart w:id="144" w:name="__RefHeading___Toc8316_206246894"/>
       <w:bookmarkStart w:id="145" w:name="direct-bit-flip-accumulation"/>
       <w:bookmarkEnd w:id="144"/>
       <w:r>
@@ -26223,7 +26223,7 @@
         <w:spacing w:before="200" w:after="80"/>
         <w:rPr/>
       </w:pPr>
-      <w:bookmarkStart w:id="146" w:name="__RefHeading___Toc8207_2925719690"/>
+      <w:bookmarkStart w:id="146" w:name="__RefHeading___Toc8318_206246894"/>
       <w:bookmarkStart w:id="147" w:name="X983f0fcf13eeba2d59d84754df629a2f8f1c36b"/>
       <w:bookmarkEnd w:id="146"/>
       <w:r>
@@ -26346,7 +26346,7 @@
         <w:spacing w:before="280" w:after="80"/>
         <w:rPr/>
       </w:pPr>
-      <w:bookmarkStart w:id="148" w:name="__RefHeading___Toc8209_2925719690"/>
+      <w:bookmarkStart w:id="148" w:name="__RefHeading___Toc8320_206246894"/>
       <w:bookmarkStart w:id="149" w:name="fsm-policy-4"/>
       <w:bookmarkEnd w:id="148"/>
       <w:r>
@@ -26519,7 +26519,7 @@
         <w:spacing w:before="280" w:after="80"/>
         <w:rPr/>
       </w:pPr>
-      <w:bookmarkStart w:id="151" w:name="__RefHeading___Toc8211_2925719690"/>
+      <w:bookmarkStart w:id="151" w:name="__RefHeading___Toc8322_206246894"/>
       <w:bookmarkStart w:id="152" w:name="timing-3"/>
       <w:bookmarkEnd w:id="151"/>
       <w:r>
@@ -26637,7 +26637,7 @@
         <w:spacing w:before="280" w:after="80"/>
         <w:rPr/>
       </w:pPr>
-      <w:bookmarkStart w:id="154" w:name="__RefHeading___Toc8213_2925719690"/>
+      <w:bookmarkStart w:id="154" w:name="__RefHeading___Toc8324_206246894"/>
       <w:bookmarkStart w:id="155" w:name="notes-3"/>
       <w:bookmarkEnd w:id="154"/>
       <w:r>
@@ -26826,7 +26826,7 @@
         <w:spacing w:before="360" w:after="120"/>
         <w:rPr/>
       </w:pPr>
-      <w:bookmarkStart w:id="158" w:name="__RefHeading___Toc8215_2925719690"/>
+      <w:bookmarkStart w:id="158" w:name="__RefHeading___Toc8326_206246894"/>
       <w:bookmarkStart w:id="159" w:name="X50633a606f68368f4fda714decc0b073fb40519"/>
       <w:bookmarkEnd w:id="158"/>
       <w:r>
@@ -27092,7 +27092,7 @@
         <w:spacing w:before="280" w:after="80"/>
         <w:rPr/>
       </w:pPr>
-      <w:bookmarkStart w:id="160" w:name="__RefHeading___Toc8217_2925719690"/>
+      <w:bookmarkStart w:id="160" w:name="__RefHeading___Toc8328_206246894"/>
       <w:bookmarkStart w:id="161" w:name="purpose-4"/>
       <w:bookmarkEnd w:id="160"/>
       <w:r>
@@ -27139,7 +27139,7 @@
         <w:spacing w:before="200" w:after="80"/>
         <w:rPr/>
       </w:pPr>
-      <w:bookmarkStart w:id="162" w:name="__RefHeading___Toc8219_2925719690"/>
+      <w:bookmarkStart w:id="162" w:name="__RefHeading___Toc8330_206246894"/>
       <w:bookmarkStart w:id="163" w:name="figure-2.4-decoder-core-block-diagram"/>
       <w:bookmarkStart w:id="164" w:name="_Fig_4_Decoder_core_block_d"/>
       <w:bookmarkEnd w:id="162"/>
@@ -27235,7 +27235,8 @@
         <w:spacing w:before="280" w:after="80"/>
         <w:rPr/>
       </w:pPr>
-      <w:bookmarkStart w:id="167" w:name="__RefHeading___Toc8221_2925719690"/>
+      <w:bookmarkStart w:id="167" w:name="__RefHeading___Toc8332_206246894"/>
+      <w:bookmarkStart w:id="168" w:name="parameters-4"/>
       <w:bookmarkEnd w:id="167"/>
       <w:r>
         <w:rPr>
@@ -27261,12 +27262,12 @@
         <w:pStyle w:val="TableCaption"/>
         <w:rPr/>
       </w:pPr>
-      <w:bookmarkStart w:id="168" w:name="_Tab_13_Table_2_10__Decoder_"/>
+      <w:bookmarkStart w:id="169" w:name="_Tab_13_Table_2_10__Decoder_"/>
       <w:r>
         <w:rPr/>
         <w:t>Table 2.10: Decoder core parameters</w:t>
       </w:r>
-      <w:bookmarkEnd w:id="168"/>
+      <w:bookmarkEnd w:id="169"/>
     </w:p>
     <w:tbl>
       <w:tblPr>
@@ -28315,7 +28316,7 @@
                 <w:szCs w:val="24"/>
                 <w:lang w:val="en-US" w:eastAsia="en-US" w:bidi="ar-SA"/>
               </w:rPr>
-              <w:t>ENABLE_ERASURES</w:t>
+              <w:t>PRIM_POLY</w:t>
             </w:r>
           </w:p>
         </w:tc>
@@ -28346,7 +28347,7 @@
                 <w:szCs w:val="24"/>
                 <w:lang w:val="en-US" w:eastAsia="en-US" w:bidi="ar-SA"/>
               </w:rPr>
-              <w:t>bit</w:t>
+              <w:t>int</w:t>
             </w:r>
           </w:p>
         </w:tc>
@@ -28377,6 +28378,7 @@
                 <w:szCs w:val="24"/>
                 <w:lang w:val="en-US" w:eastAsia="en-US" w:bidi="ar-SA"/>
               </w:rPr>
+              <w:t>irreducible of degree m</w:t>
             </w:r>
           </w:p>
         </w:tc>
@@ -28399,16 +28401,6 @@
                 <w:lang w:val="en-US" w:eastAsia="en-US" w:bidi="ar-SA"/>
               </w:rPr>
             </w:pPr>
-            <w:r>
-              <w:rPr>
-                <w:rFonts w:eastAsia="Cambria" w:cs=""/>
-                <w:kern w:val="0"/>
-                <w:sz w:val="24"/>
-                <w:szCs w:val="24"/>
-                <w:lang w:val="en-US" w:eastAsia="en-US" w:bidi="ar-SA"/>
-              </w:rPr>
-              <w:t xml:space="preserve">0 </w:t>
-            </w:r>
             <w:r>
               <w:rPr>
                 <w:rFonts w:eastAsia="Cambria" w:cs=""/>
@@ -28450,7 +28442,7 @@
                 <w:szCs w:val="24"/>
                 <w:lang w:val="en-US" w:eastAsia="en-US" w:bidi="ar-SA"/>
               </w:rPr>
-              <w:t>erasure input and erasure-locator logic</w:t>
+              <w:t>primitive polynomial</w:t>
             </w:r>
           </w:p>
         </w:tc>
@@ -28481,7 +28473,7 @@
                 <w:szCs w:val="24"/>
                 <w:lang w:val="en-US" w:eastAsia="en-US" w:bidi="ar-SA"/>
               </w:rPr>
-              <w:t>D5</w:t>
+              <w:t>D8</w:t>
             </w:r>
           </w:p>
         </w:tc>
@@ -28515,7 +28507,7 @@
                 <w:szCs w:val="24"/>
                 <w:lang w:val="en-US" w:eastAsia="en-US" w:bidi="ar-SA"/>
               </w:rPr>
-              <w:t>KES_ALGO</w:t>
+              <w:t>FIRST_ROOT</w:t>
             </w:r>
           </w:p>
         </w:tc>
@@ -28546,7 +28538,7 @@
                 <w:szCs w:val="24"/>
                 <w:lang w:val="en-US" w:eastAsia="en-US" w:bidi="ar-SA"/>
               </w:rPr>
-              <w:t>string</w:t>
+              <w:t>int</w:t>
             </w:r>
           </w:p>
         </w:tc>
@@ -28571,53 +28563,13 @@
             </w:pPr>
             <w:r>
               <w:rPr>
-                <w:rStyle w:val="VerbatimChar"/>
-                <w:rFonts w:eastAsia="Cambria" w:cs=""/>
-                <w:kern w:val="0"/>
-                <w:szCs w:val="24"/>
-                <w:lang w:val="en-US" w:eastAsia="en-US" w:bidi="ar-SA"/>
-              </w:rPr>
-              <w:t>"RIBM"</w:t>
-            </w:r>
-            <w:r>
-              <w:rPr>
-                <w:rFonts w:eastAsia="Cambria" w:cs=""/>
-                <w:kern w:val="0"/>
-                <w:sz w:val="24"/>
-                <w:szCs w:val="24"/>
-                <w:lang w:val="en-US" w:eastAsia="en-US" w:bidi="ar-SA"/>
-              </w:rPr>
-              <w:t xml:space="preserve">, </w:t>
-            </w:r>
-            <w:r>
-              <w:rPr>
-                <w:rStyle w:val="VerbatimChar"/>
-                <w:rFonts w:eastAsia="Cambria" w:cs=""/>
-                <w:kern w:val="0"/>
-                <w:szCs w:val="24"/>
-                <w:lang w:val="en-US" w:eastAsia="en-US" w:bidi="ar-SA"/>
-              </w:rPr>
-              <w:t>"EUCLID"</w:t>
-            </w:r>
-            <w:r>
-              <w:rPr>
-                <w:rFonts w:eastAsia="Cambria" w:cs=""/>
-                <w:kern w:val="0"/>
-                <w:sz w:val="24"/>
-                <w:szCs w:val="24"/>
-                <w:lang w:val="en-US" w:eastAsia="en-US" w:bidi="ar-SA"/>
-              </w:rPr>
-              <w:t xml:space="preserve">, </w:t>
-            </w:r>
-            <w:r>
-              <w:rPr>
-                <w:rStyle w:val="VerbatimChar"/>
-                <w:rFonts w:eastAsia="Cambria" w:cs=""/>
-                <w:kern w:val="0"/>
-                <w:szCs w:val="24"/>
-                <w:lang w:val="en-US" w:eastAsia="en-US" w:bidi="ar-SA"/>
-              </w:rPr>
-              <w:t>"SMALL_T"</w:t>
+                <w:rFonts w:eastAsia="Cambria" w:cs=""/>
+                <w:kern w:val="0"/>
+                <w:sz w:val="24"/>
+                <w:szCs w:val="24"/>
+                <w:lang w:val="en-US" w:eastAsia="en-US" w:bidi="ar-SA"/>
+              </w:rPr>
+              <w:t>0 .. 2^m-2</w:t>
             </w:r>
           </w:p>
         </w:tc>
@@ -28681,7 +28633,7 @@
                 <w:szCs w:val="24"/>
                 <w:lang w:val="en-US" w:eastAsia="en-US" w:bidi="ar-SA"/>
               </w:rPr>
-              <w:t>solver algorithm</w:t>
+              <w:t>b, first root of g(x)</w:t>
             </w:r>
           </w:p>
         </w:tc>
@@ -28712,14 +28664,491 @@
                 <w:szCs w:val="24"/>
                 <w:lang w:val="en-US" w:eastAsia="en-US" w:bidi="ar-SA"/>
               </w:rPr>
-              <w:t>D11</w:t>
-            </w:r>
-            <w:bookmarkStart w:id="169" w:name="parameters-4"/>
-            <w:bookmarkEnd w:id="169"/>
+              <w:t>D8</w:t>
+            </w:r>
+          </w:p>
+        </w:tc>
+      </w:tr>
+      <w:tr>
+        <w:trPr/>
+        <w:tc>
+          <w:tcPr>
+            <w:tcW w:w="1560" w:type="dxa"/>
+            <w:tcBorders/>
+          </w:tcPr>
+          <w:p>
+            <w:pPr>
+              <w:pStyle w:val="Compact"/>
+              <w:widowControl/>
+              <w:spacing w:before="36" w:after="36"/>
+              <w:jc w:val="left"/>
+              <w:rPr>
+                <w:rFonts w:ascii="Cambria" w:hAnsi="Cambria" w:eastAsia="Cambria" w:cs=""/>
+                <w:kern w:val="0"/>
+                <w:sz w:val="24"/>
+                <w:szCs w:val="24"/>
+                <w:lang w:val="en-US" w:eastAsia="en-US" w:bidi="ar-SA"/>
+              </w:rPr>
+            </w:pPr>
+            <w:r>
+              <w:rPr>
+                <w:rStyle w:val="VerbatimChar"/>
+                <w:rFonts w:eastAsia="Cambria" w:cs=""/>
+                <w:kern w:val="0"/>
+                <w:szCs w:val="24"/>
+                <w:lang w:val="en-US" w:eastAsia="en-US" w:bidi="ar-SA"/>
+              </w:rPr>
+              <w:t>K_BITS</w:t>
+            </w:r>
+          </w:p>
+        </w:tc>
+        <w:tc>
+          <w:tcPr>
+            <w:tcW w:w="1559" w:type="dxa"/>
+            <w:tcBorders/>
+          </w:tcPr>
+          <w:p>
+            <w:pPr>
+              <w:pStyle w:val="Compact"/>
+              <w:widowControl/>
+              <w:spacing w:before="36" w:after="36"/>
+              <w:jc w:val="left"/>
+              <w:rPr>
+                <w:rFonts w:ascii="Cambria" w:hAnsi="Cambria" w:eastAsia="Cambria" w:cs=""/>
+                <w:kern w:val="0"/>
+                <w:sz w:val="24"/>
+                <w:szCs w:val="24"/>
+                <w:lang w:val="en-US" w:eastAsia="en-US" w:bidi="ar-SA"/>
+              </w:rPr>
+            </w:pPr>
+            <w:r>
+              <w:rPr>
+                <w:rFonts w:eastAsia="Cambria" w:cs=""/>
+                <w:kern w:val="0"/>
+                <w:sz w:val="24"/>
+                <w:szCs w:val="24"/>
+                <w:lang w:val="en-US" w:eastAsia="en-US" w:bidi="ar-SA"/>
+              </w:rPr>
+              <w:t>int</w:t>
+            </w:r>
+          </w:p>
+        </w:tc>
+        <w:tc>
+          <w:tcPr>
+            <w:tcW w:w="1560" w:type="dxa"/>
+            <w:tcBorders/>
+          </w:tcPr>
+          <w:p>
+            <w:pPr>
+              <w:pStyle w:val="Compact"/>
+              <w:widowControl/>
+              <w:spacing w:before="36" w:after="36"/>
+              <w:jc w:val="left"/>
+              <w:rPr>
+                <w:rFonts w:ascii="Cambria" w:hAnsi="Cambria" w:eastAsia="Cambria" w:cs=""/>
+                <w:kern w:val="0"/>
+                <w:sz w:val="24"/>
+                <w:szCs w:val="24"/>
+                <w:lang w:val="en-US" w:eastAsia="en-US" w:bidi="ar-SA"/>
+              </w:rPr>
+            </w:pPr>
+            <w:r>
+              <w:rPr>
+                <w:rFonts w:eastAsia="Cambria" w:cs=""/>
+                <w:kern w:val="0"/>
+                <w:sz w:val="24"/>
+                <w:szCs w:val="24"/>
+                <w:lang w:val="en-US" w:eastAsia="en-US" w:bidi="ar-SA"/>
+              </w:rPr>
+              <w:t>derived</w:t>
+            </w:r>
+          </w:p>
+        </w:tc>
+        <w:tc>
+          <w:tcPr>
+            <w:tcW w:w="1561" w:type="dxa"/>
+            <w:tcBorders/>
+          </w:tcPr>
+          <w:p>
+            <w:pPr>
+              <w:pStyle w:val="Compact"/>
+              <w:widowControl/>
+              <w:spacing w:before="36" w:after="36"/>
+              <w:jc w:val="left"/>
+              <w:rPr>
+                <w:rFonts w:ascii="Cambria" w:hAnsi="Cambria" w:eastAsia="Cambria" w:cs=""/>
+                <w:kern w:val="0"/>
+                <w:sz w:val="24"/>
+                <w:szCs w:val="24"/>
+                <w:lang w:val="en-US" w:eastAsia="en-US" w:bidi="ar-SA"/>
+              </w:rPr>
+            </w:pPr>
+            <w:r>
+              <w:rPr>
+                <w:rFonts w:eastAsia="Cambria" w:cs=""/>
+                <w:kern w:val="0"/>
+                <w:sz w:val="24"/>
+                <w:szCs w:val="24"/>
+                <w:lang w:val="en-US" w:eastAsia="en-US" w:bidi="ar-SA"/>
+              </w:rPr>
+              <w:t>N_BITS - deg g(x)</w:t>
+            </w:r>
+          </w:p>
+        </w:tc>
+        <w:tc>
+          <w:tcPr>
+            <w:tcW w:w="1559" w:type="dxa"/>
+            <w:tcBorders/>
+          </w:tcPr>
+          <w:p>
+            <w:pPr>
+              <w:pStyle w:val="Compact"/>
+              <w:widowControl/>
+              <w:spacing w:before="36" w:after="36"/>
+              <w:jc w:val="left"/>
+              <w:rPr>
+                <w:rFonts w:ascii="Cambria" w:hAnsi="Cambria" w:eastAsia="Cambria" w:cs=""/>
+                <w:kern w:val="0"/>
+                <w:sz w:val="24"/>
+                <w:szCs w:val="24"/>
+                <w:lang w:val="en-US" w:eastAsia="en-US" w:bidi="ar-SA"/>
+              </w:rPr>
+            </w:pPr>
+            <w:r>
+              <w:rPr>
+                <w:rFonts w:eastAsia="Cambria" w:cs=""/>
+                <w:kern w:val="0"/>
+                <w:sz w:val="24"/>
+                <w:szCs w:val="24"/>
+                <w:lang w:val="en-US" w:eastAsia="en-US" w:bidi="ar-SA"/>
+              </w:rPr>
+              <w:t>message bits; exposed for convenience, do not override</w:t>
+            </w:r>
+          </w:p>
+        </w:tc>
+        <w:tc>
+          <w:tcPr>
+            <w:tcW w:w="1560" w:type="dxa"/>
+            <w:tcBorders/>
+          </w:tcPr>
+          <w:p>
+            <w:pPr>
+              <w:pStyle w:val="Compact"/>
+              <w:widowControl/>
+              <w:spacing w:before="36" w:after="36"/>
+              <w:jc w:val="left"/>
+              <w:rPr>
+                <w:rFonts w:ascii="Cambria" w:hAnsi="Cambria" w:eastAsia="Cambria" w:cs=""/>
+                <w:kern w:val="0"/>
+                <w:sz w:val="24"/>
+                <w:szCs w:val="24"/>
+                <w:lang w:val="en-US" w:eastAsia="en-US" w:bidi="ar-SA"/>
+              </w:rPr>
+            </w:pPr>
+            <w:r>
+              <w:rPr>
+                <w:rFonts w:eastAsia="Cambria" w:cs=""/>
+                <w:kern w:val="0"/>
+                <w:sz w:val="24"/>
+                <w:szCs w:val="24"/>
+                <w:lang w:val="en-US" w:eastAsia="en-US" w:bidi="ar-SA"/>
+              </w:rPr>
+              <w:t>–</w:t>
+            </w:r>
+          </w:p>
+        </w:tc>
+      </w:tr>
+      <w:tr>
+        <w:trPr/>
+        <w:tc>
+          <w:tcPr>
+            <w:tcW w:w="1560" w:type="dxa"/>
+            <w:tcBorders/>
+          </w:tcPr>
+          <w:p>
+            <w:pPr>
+              <w:pStyle w:val="Compact"/>
+              <w:widowControl/>
+              <w:spacing w:before="36" w:after="36"/>
+              <w:jc w:val="left"/>
+              <w:rPr>
+                <w:rFonts w:ascii="Cambria" w:hAnsi="Cambria" w:eastAsia="Cambria" w:cs=""/>
+                <w:kern w:val="0"/>
+                <w:sz w:val="24"/>
+                <w:szCs w:val="24"/>
+                <w:lang w:val="en-US" w:eastAsia="en-US" w:bidi="ar-SA"/>
+              </w:rPr>
+            </w:pPr>
+            <w:r>
+              <w:rPr>
+                <w:rStyle w:val="VerbatimChar"/>
+                <w:rFonts w:eastAsia="Cambria" w:cs=""/>
+                <w:kern w:val="0"/>
+                <w:szCs w:val="24"/>
+                <w:lang w:val="en-US" w:eastAsia="en-US" w:bidi="ar-SA"/>
+              </w:rPr>
+              <w:t>ENABLE_RECHECK</w:t>
+            </w:r>
+          </w:p>
+        </w:tc>
+        <w:tc>
+          <w:tcPr>
+            <w:tcW w:w="1559" w:type="dxa"/>
+            <w:tcBorders/>
+          </w:tcPr>
+          <w:p>
+            <w:pPr>
+              <w:pStyle w:val="Compact"/>
+              <w:widowControl/>
+              <w:spacing w:before="36" w:after="36"/>
+              <w:jc w:val="left"/>
+              <w:rPr>
+                <w:rFonts w:ascii="Cambria" w:hAnsi="Cambria" w:eastAsia="Cambria" w:cs=""/>
+                <w:kern w:val="0"/>
+                <w:sz w:val="24"/>
+                <w:szCs w:val="24"/>
+                <w:lang w:val="en-US" w:eastAsia="en-US" w:bidi="ar-SA"/>
+              </w:rPr>
+            </w:pPr>
+            <w:r>
+              <w:rPr>
+                <w:rFonts w:eastAsia="Cambria" w:cs=""/>
+                <w:kern w:val="0"/>
+                <w:sz w:val="24"/>
+                <w:szCs w:val="24"/>
+                <w:lang w:val="en-US" w:eastAsia="en-US" w:bidi="ar-SA"/>
+              </w:rPr>
+              <w:t>bit</w:t>
+            </w:r>
+          </w:p>
+        </w:tc>
+        <w:tc>
+          <w:tcPr>
+            <w:tcW w:w="1560" w:type="dxa"/>
+            <w:tcBorders/>
+          </w:tcPr>
+          <w:p>
+            <w:pPr>
+              <w:pStyle w:val="Compact"/>
+              <w:widowControl/>
+              <w:spacing w:before="36" w:after="36"/>
+              <w:jc w:val="left"/>
+              <w:rPr>
+                <w:rFonts w:ascii="Cambria" w:hAnsi="Cambria" w:eastAsia="Cambria" w:cs=""/>
+                <w:kern w:val="0"/>
+                <w:sz w:val="24"/>
+                <w:szCs w:val="24"/>
+                <w:lang w:val="en-US" w:eastAsia="en-US" w:bidi="ar-SA"/>
+              </w:rPr>
+            </w:pPr>
+            <w:r>
+              <w:rPr>
+                <w:rFonts w:eastAsia="Cambria" w:cs=""/>
+                <w:kern w:val="0"/>
+                <w:sz w:val="24"/>
+                <w:szCs w:val="24"/>
+                <w:lang w:val="en-US" w:eastAsia="en-US" w:bidi="ar-SA"/>
+              </w:rPr>
+              <w:t>0, 1</w:t>
+            </w:r>
+          </w:p>
+        </w:tc>
+        <w:tc>
+          <w:tcPr>
+            <w:tcW w:w="1561" w:type="dxa"/>
+            <w:tcBorders/>
+          </w:tcPr>
+          <w:p>
+            <w:pPr>
+              <w:pStyle w:val="Compact"/>
+              <w:widowControl/>
+              <w:spacing w:before="36" w:after="36"/>
+              <w:jc w:val="left"/>
+              <w:rPr>
+                <w:rFonts w:ascii="Cambria" w:hAnsi="Cambria" w:eastAsia="Cambria" w:cs=""/>
+                <w:kern w:val="0"/>
+                <w:sz w:val="24"/>
+                <w:szCs w:val="24"/>
+                <w:lang w:val="en-US" w:eastAsia="en-US" w:bidi="ar-SA"/>
+              </w:rPr>
+            </w:pPr>
+            <w:r>
+              <w:rPr>
+                <w:rFonts w:eastAsia="Cambria" w:cs=""/>
+                <w:kern w:val="0"/>
+                <w:sz w:val="24"/>
+                <w:szCs w:val="24"/>
+                <w:lang w:val="en-US" w:eastAsia="en-US" w:bidi="ar-SA"/>
+              </w:rPr>
+              <w:t>1</w:t>
+            </w:r>
+          </w:p>
+        </w:tc>
+        <w:tc>
+          <w:tcPr>
+            <w:tcW w:w="1559" w:type="dxa"/>
+            <w:tcBorders/>
+          </w:tcPr>
+          <w:p>
+            <w:pPr>
+              <w:pStyle w:val="Compact"/>
+              <w:widowControl/>
+              <w:spacing w:before="36" w:after="36"/>
+              <w:jc w:val="left"/>
+              <w:rPr>
+                <w:rFonts w:ascii="Cambria" w:hAnsi="Cambria" w:eastAsia="Cambria" w:cs=""/>
+                <w:kern w:val="0"/>
+                <w:sz w:val="24"/>
+                <w:szCs w:val="24"/>
+                <w:lang w:val="en-US" w:eastAsia="en-US" w:bidi="ar-SA"/>
+              </w:rPr>
+            </w:pPr>
+            <w:r>
+              <w:rPr>
+                <w:rFonts w:eastAsia="Cambria" w:cs=""/>
+                <w:kern w:val="0"/>
+                <w:sz w:val="24"/>
+                <w:szCs w:val="24"/>
+                <w:lang w:val="en-US" w:eastAsia="en-US" w:bidi="ar-SA"/>
+              </w:rPr>
+              <w:t>run a second syndrome unit over the corrected stream and fold its zero-syndrome result into the verdict</w:t>
+            </w:r>
+          </w:p>
+        </w:tc>
+        <w:tc>
+          <w:tcPr>
+            <w:tcW w:w="1560" w:type="dxa"/>
+            <w:tcBorders/>
+          </w:tcPr>
+          <w:p>
+            <w:pPr>
+              <w:pStyle w:val="Compact"/>
+              <w:widowControl/>
+              <w:spacing w:before="36" w:after="36"/>
+              <w:jc w:val="left"/>
+              <w:rPr>
+                <w:rFonts w:ascii="Cambria" w:hAnsi="Cambria" w:eastAsia="Cambria" w:cs=""/>
+                <w:kern w:val="0"/>
+                <w:sz w:val="24"/>
+                <w:szCs w:val="24"/>
+                <w:lang w:val="en-US" w:eastAsia="en-US" w:bidi="ar-SA"/>
+              </w:rPr>
+            </w:pPr>
+            <w:r>
+              <w:rPr>
+                <w:rFonts w:eastAsia="Cambria" w:cs=""/>
+                <w:kern w:val="0"/>
+                <w:sz w:val="24"/>
+                <w:szCs w:val="24"/>
+                <w:lang w:val="en-US" w:eastAsia="en-US" w:bidi="ar-SA"/>
+              </w:rPr>
+              <w:t>–</w:t>
+            </w:r>
           </w:p>
         </w:tc>
       </w:tr>
     </w:tbl>
+    <w:p>
+      <w:pPr>
+        <w:pStyle w:val="BodyText"/>
+        <w:rPr/>
+      </w:pPr>
+      <w:r>
+        <w:rPr>
+          <w:rStyle w:val="VerbatimChar"/>
+          <w:sz w:val="20"/>
+        </w:rPr>
+        <w:t>bch_decoder_core</w:t>
+      </w:r>
+      <w:r>
+        <w:rPr>
+          <w:sz w:val="20"/>
+        </w:rPr>
+        <w:t xml:space="preserve"> has no </w:t>
+      </w:r>
+      <w:r>
+        <w:rPr>
+          <w:rStyle w:val="VerbatimChar"/>
+          <w:sz w:val="20"/>
+        </w:rPr>
+        <w:t>ENABLE_ERASURES</w:t>
+      </w:r>
+      <w:r>
+        <w:rPr>
+          <w:sz w:val="20"/>
+        </w:rPr>
+        <w:t xml:space="preserve"> or </w:t>
+      </w:r>
+      <w:r>
+        <w:rPr>
+          <w:rStyle w:val="VerbatimChar"/>
+          <w:sz w:val="20"/>
+        </w:rPr>
+        <w:t>KES_ALGO</w:t>
+      </w:r>
+      <w:r>
+        <w:rPr>
+          <w:sz w:val="20"/>
+        </w:rPr>
+        <w:t xml:space="preserve"> parameter. Erasure decoding is not implemented (PRD D5 is open, and the imported solver is instantiated with </w:t>
+      </w:r>
+      <w:r>
+        <w:rPr>
+          <w:rStyle w:val="VerbatimChar"/>
+          <w:sz w:val="20"/>
+        </w:rPr>
+        <w:t>ERASURE_SUPPORT = 0</w:t>
+      </w:r>
+      <w:r>
+        <w:rPr>
+          <w:sz w:val="20"/>
+        </w:rPr>
+        <w:t xml:space="preserve">). </w:t>
+      </w:r>
+      <w:r>
+        <w:rPr>
+          <w:rStyle w:val="VerbatimChar"/>
+          <w:sz w:val="20"/>
+        </w:rPr>
+        <w:t>KES_ALGO</w:t>
+      </w:r>
+      <w:r>
+        <w:rPr>
+          <w:sz w:val="20"/>
+        </w:rPr>
+        <w:t xml:space="preserve"> is a parameter of </w:t>
+      </w:r>
+      <w:r>
+        <w:rPr>
+          <w:rStyle w:val="VerbatimChar"/>
+          <w:sz w:val="20"/>
+        </w:rPr>
+        <w:t>bch_key_equation_solver</w:t>
+      </w:r>
+      <w:r>
+        <w:rPr>
+          <w:sz w:val="20"/>
+        </w:rPr>
+        <w:t xml:space="preserve"> only, left at its default </w:t>
+      </w:r>
+      <w:r>
+        <w:rPr>
+          <w:rStyle w:val="VerbatimChar"/>
+          <w:sz w:val="20"/>
+        </w:rPr>
+        <w:t>"RIBM"</w:t>
+      </w:r>
+      <w:r>
+        <w:rPr>
+          <w:sz w:val="20"/>
+        </w:rPr>
+        <w:t xml:space="preserve"> by the core; any other value is an elaboration error (Section 2.3).</w:t>
+      </w:r>
+      <w:bookmarkEnd w:id="168"/>
+      <w:r>
+        <w:br w:type="page"/>
+      </w:r>
+    </w:p>
     <w:p>
       <w:pPr>
         <w:pStyle w:val="Heading2"/>
@@ -28729,10 +29158,7 @@
         <w:spacing w:before="280" w:after="80"/>
         <w:rPr/>
       </w:pPr>
-      <w:r>
-        <w:br w:type="page"/>
-      </w:r>
-      <w:bookmarkStart w:id="170" w:name="__RefHeading___Toc8223_2925719690"/>
+      <w:bookmarkStart w:id="170" w:name="__RefHeading___Toc8334_206246894"/>
       <w:bookmarkEnd w:id="170"/>
       <w:r>
         <w:rPr>
@@ -30820,6 +31246,8 @@
               </w:rPr>
               <w:t>N_BITS</w:t>
             </w:r>
+            <w:bookmarkStart w:id="172" w:name="interface-4"/>
+            <w:bookmarkEnd w:id="172"/>
           </w:p>
         </w:tc>
       </w:tr>
@@ -30836,8 +31264,8 @@
       <w:r>
         <w:br w:type="page"/>
       </w:r>
-      <w:bookmarkStart w:id="172" w:name="__RefHeading___Toc8225_2925719690"/>
-      <w:bookmarkEnd w:id="172"/>
+      <w:bookmarkStart w:id="173" w:name="__RefHeading___Toc8336_206246894"/>
+      <w:bookmarkEnd w:id="173"/>
       <w:r>
         <w:rPr>
           <w:rStyle w:val="SectionNumber"/>
@@ -30863,9 +31291,9 @@
         <w:spacing w:before="200" w:after="80"/>
         <w:rPr/>
       </w:pPr>
-      <w:bookmarkStart w:id="173" w:name="__RefHeading___Toc8227_2925719690"/>
-      <w:bookmarkStart w:id="174" w:name="block-buffer"/>
-      <w:bookmarkEnd w:id="173"/>
+      <w:bookmarkStart w:id="174" w:name="__RefHeading___Toc8338_206246894"/>
+      <w:bookmarkStart w:id="175" w:name="block-buffer"/>
+      <w:bookmarkEnd w:id="174"/>
       <w:r>
         <w:rPr>
           <w:rStyle w:val="SectionNumber"/>
@@ -30954,14 +31382,14 @@
         <w:pStyle w:val="SourceCode"/>
         <w:rPr/>
       </w:pPr>
-      <w:bookmarkStart w:id="175" w:name="block-buffer"/>
+      <w:bookmarkStart w:id="176" w:name="block-buffer"/>
       <w:r>
         <w:rPr>
           <w:rStyle w:val="VerbatimChar"/>
         </w:rPr>
         <w:t>w_release_passthrough = w_uncorrectable || w_frame_err</w:t>
       </w:r>
-      <w:bookmarkEnd w:id="175"/>
+      <w:bookmarkEnd w:id="176"/>
     </w:p>
     <w:p>
       <w:pPr>
@@ -30969,9 +31397,9 @@
         <w:spacing w:before="200" w:after="80"/>
         <w:rPr/>
       </w:pPr>
-      <w:bookmarkStart w:id="176" w:name="__RefHeading___Toc8229_2925719690"/>
-      <w:bookmarkStart w:id="177" w:name="stage-sequencer"/>
-      <w:bookmarkEnd w:id="176"/>
+      <w:bookmarkStart w:id="177" w:name="__RefHeading___Toc8340_206246894"/>
+      <w:bookmarkStart w:id="178" w:name="stage-sequencer"/>
+      <w:bookmarkEnd w:id="177"/>
       <w:r>
         <w:rPr>
           <w:rStyle w:val="SectionNumber"/>
@@ -31102,7 +31530,7 @@
         </w:rPr>
         <w:t xml:space="preserve"> pulse inside SYND or SOLVE.</w:t>
       </w:r>
-      <w:bookmarkEnd w:id="177"/>
+      <w:bookmarkEnd w:id="178"/>
     </w:p>
     <w:p>
       <w:pPr>
@@ -31110,9 +31538,9 @@
         <w:spacing w:before="200" w:after="80"/>
         <w:rPr/>
       </w:pPr>
-      <w:bookmarkStart w:id="178" w:name="__RefHeading___Toc8231_2925719690"/>
-      <w:bookmarkStart w:id="179" w:name="corrected-stream-re-check"/>
-      <w:bookmarkEnd w:id="178"/>
+      <w:bookmarkStart w:id="179" w:name="__RefHeading___Toc8342_206246894"/>
+      <w:bookmarkStart w:id="180" w:name="corrected-stream-re-check"/>
+      <w:bookmarkEnd w:id="179"/>
       <w:r>
         <w:rPr>
           <w:rStyle w:val="SectionNumber"/>
@@ -31195,7 +31623,7 @@
         </w:rPr>
         <w:t xml:space="preserve"> architecture. The re-check is gated by a build parameter and is an implementation detail, not part of the locator search.</w:t>
       </w:r>
-      <w:bookmarkEnd w:id="179"/>
+      <w:bookmarkEnd w:id="180"/>
     </w:p>
     <w:p>
       <w:pPr>
@@ -31203,9 +31631,9 @@
         <w:spacing w:before="200" w:after="80"/>
         <w:rPr/>
       </w:pPr>
-      <w:bookmarkStart w:id="180" w:name="__RefHeading___Toc8233_2925719690"/>
-      <w:bookmarkStart w:id="181" w:name="correctability-verdict"/>
-      <w:bookmarkEnd w:id="180"/>
+      <w:bookmarkStart w:id="181" w:name="__RefHeading___Toc8344_206246894"/>
+      <w:bookmarkStart w:id="182" w:name="correctability-verdict"/>
+      <w:bookmarkEnd w:id="181"/>
       <w:r>
         <w:rPr>
           <w:rStyle w:val="SectionNumber"/>
@@ -31277,7 +31705,7 @@
         </w:rPr>
         <w:t xml:space="preserve"> is held for every beat of the released block.</w:t>
       </w:r>
-      <w:bookmarkEnd w:id="181"/>
+      <w:bookmarkEnd w:id="182"/>
       <w:r>
         <w:br w:type="page"/>
       </w:r>
@@ -31291,9 +31719,9 @@
         <w:spacing w:before="280" w:after="80"/>
         <w:rPr/>
       </w:pPr>
-      <w:bookmarkStart w:id="182" w:name="__RefHeading___Toc8235_2925719690"/>
-      <w:bookmarkStart w:id="183" w:name="fsm-policy-5"/>
-      <w:bookmarkEnd w:id="182"/>
+      <w:bookmarkStart w:id="183" w:name="__RefHeading___Toc8346_206246894"/>
+      <w:bookmarkStart w:id="184" w:name="fsm-policy-5"/>
+      <w:bookmarkEnd w:id="183"/>
       <w:r>
         <w:rPr>
           <w:rStyle w:val="SectionNumber"/>
@@ -31338,7 +31766,7 @@
         </w:rPr>
         <w:t>. The FSM has the six states above; any state that only waits one fixed cycle is merged with its successor. All per-beat operations inside the stages (syndrome accumulation, solver array stepping, Chien evaluation) remain FSM-free pipelines.</w:t>
       </w:r>
-      <w:bookmarkEnd w:id="183"/>
+      <w:bookmarkEnd w:id="184"/>
       <w:r>
         <w:br w:type="page"/>
       </w:r>
@@ -31352,9 +31780,9 @@
         <w:spacing w:before="280" w:after="80"/>
         <w:rPr/>
       </w:pPr>
-      <w:bookmarkStart w:id="184" w:name="__RefHeading___Toc8237_2925719690"/>
-      <w:bookmarkStart w:id="185" w:name="timing-4"/>
-      <w:bookmarkEnd w:id="184"/>
+      <w:bookmarkStart w:id="185" w:name="__RefHeading___Toc8348_206246894"/>
+      <w:bookmarkStart w:id="186" w:name="timing-4"/>
+      <w:bookmarkEnd w:id="185"/>
       <w:r>
         <w:rPr>
           <w:rStyle w:val="SectionNumber"/>
@@ -31493,12 +31921,12 @@
         </w:numPr>
         <w:rPr/>
       </w:pPr>
-      <w:bookmarkStart w:id="186" w:name="timing-4"/>
+      <w:bookmarkStart w:id="187" w:name="timing-4"/>
       <w:r>
         <w:rPr/>
         <w:t>Total latency and throughput trade-offs are placeholders tied to PRD D6.</w:t>
       </w:r>
-      <w:bookmarkEnd w:id="186"/>
+      <w:bookmarkEnd w:id="187"/>
       <w:r>
         <w:br w:type="page"/>
       </w:r>
@@ -31512,9 +31940,9 @@
         <w:spacing w:before="280" w:after="80"/>
         <w:rPr/>
       </w:pPr>
-      <w:bookmarkStart w:id="187" w:name="__RefHeading___Toc8239_2925719690"/>
-      <w:bookmarkStart w:id="188" w:name="notes-4"/>
-      <w:bookmarkEnd w:id="187"/>
+      <w:bookmarkStart w:id="188" w:name="__RefHeading___Toc8350_206246894"/>
+      <w:bookmarkStart w:id="189" w:name="notes-4"/>
+      <w:bookmarkEnd w:id="188"/>
       <w:r>
         <w:rPr>
           <w:rStyle w:val="SectionNumber"/>
@@ -31655,8 +32083,8 @@
         <w:pStyle w:val="Normal"/>
         <w:rPr/>
       </w:pPr>
-      <w:bookmarkStart w:id="189" w:name="X50633a606f68368f4fda714decc0b073fb40519"/>
-      <w:bookmarkStart w:id="190" w:name="notes-4"/>
+      <w:bookmarkStart w:id="190" w:name="X50633a606f68368f4fda714decc0b073fb40519"/>
+      <w:bookmarkStart w:id="191" w:name="notes-4"/>
       <w:r>
         <w:rPr/>
         <mc:AlternateContent>
@@ -31712,8 +32140,8 @@
           </mc:Fallback>
         </mc:AlternateContent>
       </w:r>
-      <w:bookmarkEnd w:id="189"/>
       <w:bookmarkEnd w:id="190"/>
+      <w:bookmarkEnd w:id="191"/>
       <w:r>
         <w:br w:type="page"/>
       </w:r>
@@ -31725,9 +32153,9 @@
         <w:spacing w:before="360" w:after="120"/>
         <w:rPr/>
       </w:pPr>
-      <w:bookmarkStart w:id="191" w:name="__RefHeading___Toc8241_2925719690"/>
-      <w:bookmarkStart w:id="192" w:name="core-signals"/>
-      <w:bookmarkEnd w:id="191"/>
+      <w:bookmarkStart w:id="192" w:name="__RefHeading___Toc8352_206246894"/>
+      <w:bookmarkStart w:id="193" w:name="core-signals"/>
+      <w:bookmarkEnd w:id="192"/>
       <w:r>
         <w:rPr>
           <w:rStyle w:val="SectionNumber"/>
@@ -31784,9 +32212,9 @@
         <w:spacing w:before="280" w:after="80"/>
         <w:rPr/>
       </w:pPr>
-      <w:bookmarkStart w:id="193" w:name="__RefHeading___Toc8243_2925719690"/>
-      <w:bookmarkStart w:id="194" w:name="reset-strategy"/>
-      <w:bookmarkEnd w:id="193"/>
+      <w:bookmarkStart w:id="194" w:name="__RefHeading___Toc8354_206246894"/>
+      <w:bookmarkStart w:id="195" w:name="reset-strategy"/>
+      <w:bookmarkEnd w:id="194"/>
       <w:r>
         <w:rPr>
           <w:rStyle w:val="SectionNumber"/>
@@ -31844,7 +32272,7 @@
         </w:rPr>
         <w:t>), the house clocking convention. Reset clears block state, counters, the LFSR, syndrome registers, solver arrays, and the Chien position counter. The block buffer itself is not reset; its read/write pointers are reset, which makes the buffer contents logically invalid until overwritten.</w:t>
       </w:r>
-      <w:bookmarkEnd w:id="194"/>
+      <w:bookmarkEnd w:id="195"/>
       <w:r>
         <w:br w:type="page"/>
       </w:r>
@@ -31858,8 +32286,8 @@
         <w:spacing w:before="280" w:after="80"/>
         <w:rPr/>
       </w:pPr>
-      <w:bookmarkStart w:id="195" w:name="__RefHeading___Toc8245_2925719690"/>
-      <w:bookmarkEnd w:id="195"/>
+      <w:bookmarkStart w:id="196" w:name="__RefHeading___Toc8356_206246894"/>
+      <w:bookmarkEnd w:id="196"/>
       <w:r>
         <w:rPr>
           <w:rStyle w:val="SectionNumber"/>
@@ -31900,7 +32328,7 @@
         <w:pStyle w:val="TableCaption"/>
         <w:rPr/>
       </w:pPr>
-      <w:bookmarkStart w:id="196" w:name="_Tab_15_Table_3_1__bch_encod"/>
+      <w:bookmarkStart w:id="197" w:name="_Tab_15_Table_3_1__bch_encod"/>
       <w:r>
         <w:rPr/>
         <w:t xml:space="preserve">Table 3.1: </w:t>
@@ -31915,7 +32343,7 @@
         <w:rPr/>
         <w:t xml:space="preserve"> signal contract</w:t>
       </w:r>
-      <w:bookmarkEnd w:id="196"/>
+      <w:bookmarkEnd w:id="197"/>
     </w:p>
     <w:tbl>
       <w:tblPr>
@@ -35258,8 +35686,8 @@
                 <w:t>encoder core</w:t>
               </w:r>
             </w:hyperlink>
-            <w:bookmarkStart w:id="197" w:name="bch_encoder_core-signal-contract"/>
-            <w:bookmarkEnd w:id="197"/>
+            <w:bookmarkStart w:id="198" w:name="bch_encoder_core-signal-contract"/>
+            <w:bookmarkEnd w:id="198"/>
           </w:p>
         </w:tc>
       </w:tr>
@@ -35276,8 +35704,8 @@
       <w:r>
         <w:br w:type="page"/>
       </w:r>
-      <w:bookmarkStart w:id="198" w:name="__RefHeading___Toc8247_2925719690"/>
-      <w:bookmarkEnd w:id="198"/>
+      <w:bookmarkStart w:id="199" w:name="__RefHeading___Toc8358_206246894"/>
+      <w:bookmarkEnd w:id="199"/>
       <w:r>
         <w:rPr>
           <w:rStyle w:val="SectionNumber"/>
@@ -35318,7 +35746,7 @@
         <w:pStyle w:val="TableCaption"/>
         <w:rPr/>
       </w:pPr>
-      <w:bookmarkStart w:id="199" w:name="_Tab_16_Table_3_2__bch_decod"/>
+      <w:bookmarkStart w:id="200" w:name="_Tab_16_Table_3_2__bch_decod"/>
       <w:r>
         <w:rPr/>
         <w:t xml:space="preserve">Table 3.2: </w:t>
@@ -35333,7 +35761,7 @@
         <w:rPr/>
         <w:t xml:space="preserve"> signal contract</w:t>
       </w:r>
-      <w:bookmarkEnd w:id="199"/>
+      <w:bookmarkEnd w:id="200"/>
     </w:p>
     <w:tbl>
       <w:tblPr>
@@ -39163,8 +39591,8 @@
       <w:r>
         <w:br w:type="page"/>
       </w:r>
-      <w:bookmarkStart w:id="200" w:name="__RefHeading___Toc8249_2925719690"/>
-      <w:bookmarkEnd w:id="200"/>
+      <w:bookmarkStart w:id="201" w:name="__RefHeading___Toc8360_206246894"/>
+      <w:bookmarkEnd w:id="201"/>
       <w:r>
         <w:rPr>
           <w:rStyle w:val="SectionNumber"/>
@@ -39287,7 +39715,7 @@
         <w:pStyle w:val="Normal"/>
         <w:rPr/>
       </w:pPr>
-      <w:bookmarkStart w:id="201" w:name="core-signals"/>
+      <w:bookmarkStart w:id="202" w:name="core-signals"/>
       <w:r>
         <w:rPr/>
         <mc:AlternateContent>
@@ -39343,7 +39771,7 @@
           </mc:Fallback>
         </mc:AlternateContent>
       </w:r>
-      <w:bookmarkEnd w:id="201"/>
+      <w:bookmarkEnd w:id="202"/>
       <w:r>
         <w:br w:type="page"/>
       </w:r>
@@ -39355,9 +39783,9 @@
         <w:spacing w:before="360" w:after="120"/>
         <w:rPr/>
       </w:pPr>
-      <w:bookmarkStart w:id="202" w:name="__RefHeading___Toc8251_2925719690"/>
-      <w:bookmarkStart w:id="203" w:name="signal-contracts-and-k-maps"/>
-      <w:bookmarkEnd w:id="202"/>
+      <w:bookmarkStart w:id="203" w:name="__RefHeading___Toc8362_206246894"/>
+      <w:bookmarkStart w:id="204" w:name="signal-contracts-and-k-maps"/>
+      <w:bookmarkEnd w:id="203"/>
       <w:r>
         <w:rPr>
           <w:rStyle w:val="SectionNumber"/>
@@ -39387,9 +39815,9 @@
         <w:spacing w:before="280" w:after="80"/>
         <w:rPr/>
       </w:pPr>
-      <w:bookmarkStart w:id="204" w:name="__RefHeading___Toc8253_2925719690"/>
-      <w:bookmarkStart w:id="205" w:name="what-a-contract-is"/>
-      <w:bookmarkEnd w:id="204"/>
+      <w:bookmarkStart w:id="205" w:name="__RefHeading___Toc8364_206246894"/>
+      <w:bookmarkStart w:id="206" w:name="what-a-contract-is"/>
+      <w:bookmarkEnd w:id="205"/>
       <w:r>
         <w:rPr>
           <w:rStyle w:val="SectionNumber"/>
@@ -39541,7 +39969,7 @@
         </w:rPr>
         <w:t>.</w:t>
       </w:r>
-      <w:bookmarkEnd w:id="205"/>
+      <w:bookmarkEnd w:id="206"/>
       <w:r>
         <w:br w:type="page"/>
       </w:r>
@@ -39555,9 +39983,9 @@
         <w:spacing w:before="280" w:after="80"/>
         <w:rPr/>
       </w:pPr>
-      <w:bookmarkStart w:id="206" w:name="__RefHeading___Toc8255_2925719690"/>
-      <w:bookmarkStart w:id="207" w:name="which-signals-have-contracts"/>
-      <w:bookmarkEnd w:id="206"/>
+      <w:bookmarkStart w:id="207" w:name="__RefHeading___Toc8366_206246894"/>
+      <w:bookmarkStart w:id="208" w:name="which-signals-have-contracts"/>
+      <w:bookmarkEnd w:id="207"/>
       <w:r>
         <w:rPr>
           <w:rStyle w:val="SectionNumber"/>
@@ -39582,14 +40010,14 @@
         <w:pStyle w:val="FirstParagraph"/>
         <w:rPr/>
       </w:pPr>
-      <w:bookmarkStart w:id="208" w:name="which-signals-have-contracts"/>
+      <w:bookmarkStart w:id="209" w:name="which-signals-have-contracts"/>
       <w:r>
         <w:rPr>
           <w:sz w:val="20"/>
         </w:rPr>
         <w:t>The BCH workbook documents the control/qualifier signals whose correctness is non-obvious: parity-phase select, block-boundary and frame-error qualifiers, syndrome completion, no-error bypass, correctability verdict, Chien root-position enables, and uncorrectable pass-through. The complete list is in the generated workbook.</w:t>
       </w:r>
-      <w:bookmarkEnd w:id="208"/>
+      <w:bookmarkEnd w:id="209"/>
       <w:r>
         <w:br w:type="page"/>
       </w:r>
@@ -39603,9 +40031,9 @@
         <w:spacing w:before="280" w:after="80"/>
         <w:rPr/>
       </w:pPr>
-      <w:bookmarkStart w:id="209" w:name="__RefHeading___Toc8257_2925719690"/>
-      <w:bookmarkStart w:id="210" w:name="pre-rtl-citation-posture"/>
-      <w:bookmarkEnd w:id="209"/>
+      <w:bookmarkStart w:id="210" w:name="__RefHeading___Toc8368_206246894"/>
+      <w:bookmarkStart w:id="211" w:name="pre-rtl-citation-posture"/>
+      <w:bookmarkEnd w:id="210"/>
       <w:r>
         <w:rPr>
           <w:rStyle w:val="SectionNumber"/>
@@ -39649,7 +40077,7 @@
         </w:rPr>
         <w:t xml:space="preserve"> file and line. The generator’s citation gate then enforces that the workbook and the RTL agree; a drift fails the run.</w:t>
       </w:r>
-      <w:bookmarkEnd w:id="210"/>
+      <w:bookmarkEnd w:id="211"/>
       <w:r>
         <w:br w:type="page"/>
       </w:r>
@@ -39663,9 +40091,9 @@
         <w:spacing w:before="280" w:after="80"/>
         <w:rPr/>
       </w:pPr>
-      <w:bookmarkStart w:id="211" w:name="__RefHeading___Toc8259_2925719690"/>
-      <w:bookmarkStart w:id="212" w:name="regenerating-the-workbook"/>
-      <w:bookmarkEnd w:id="211"/>
+      <w:bookmarkStart w:id="212" w:name="__RefHeading___Toc8370_206246894"/>
+      <w:bookmarkStart w:id="213" w:name="regenerating-the-workbook"/>
+      <w:bookmarkEnd w:id="212"/>
       <w:r>
         <w:rPr>
           <w:rStyle w:val="SectionNumber"/>
@@ -39745,7 +40173,7 @@
         </w:rPr>
         <w:t>; it is a build artifact of the generator.</w:t>
       </w:r>
-      <w:bookmarkEnd w:id="212"/>
+      <w:bookmarkEnd w:id="213"/>
       <w:r>
         <w:br w:type="page"/>
       </w:r>
@@ -39759,9 +40187,9 @@
         <w:spacing w:before="280" w:after="80"/>
         <w:rPr/>
       </w:pPr>
-      <w:bookmarkStart w:id="213" w:name="__RefHeading___Toc8261_2925719690"/>
-      <w:bookmarkStart w:id="214" w:name="workbook-contents"/>
-      <w:bookmarkEnd w:id="213"/>
+      <w:bookmarkStart w:id="214" w:name="__RefHeading___Toc8372_206246894"/>
+      <w:bookmarkStart w:id="215" w:name="workbook-contents"/>
+      <w:bookmarkEnd w:id="214"/>
       <w:r>
         <w:rPr>
           <w:rStyle w:val="SectionNumber"/>
@@ -39906,8 +40334,8 @@
         </w:rPr>
         <w:t xml:space="preserve"> (IDENTICAL or DIFFERS); all eight maps of the landed design render IDENTICAL.</w:t>
       </w:r>
-      <w:bookmarkEnd w:id="203"/>
-      <w:bookmarkEnd w:id="214"/>
+      <w:bookmarkEnd w:id="204"/>
+      <w:bookmarkEnd w:id="215"/>
     </w:p>
     <w:sectPr>
       <w:footerReference w:type="even" r:id="rId41"/>
@@ -40047,7 +40475,7 @@
           </w:r>
           <w:r>
             <w:rPr/>
-            <w:t>78</w:t>
+            <w:t>79</w:t>
           </w:r>
           <w:r>
             <w:rPr/>
@@ -40074,7 +40502,7 @@
           </w:r>
           <w:r>
             <w:rPr/>
-            <w:t>78</w:t>
+            <w:t>79</w:t>
           </w:r>
           <w:r>
             <w:rPr/>
@@ -40194,7 +40622,7 @@
           </w:r>
           <w:r>
             <w:rPr/>
-            <w:t>78</w:t>
+            <w:t>79</w:t>
           </w:r>
           <w:r>
             <w:rPr/>
@@ -40221,7 +40649,7 @@
           </w:r>
           <w:r>
             <w:rPr/>
-            <w:t>78</w:t>
+            <w:t>79</w:t>
           </w:r>
           <w:r>
             <w:rPr/>
